--- a/Team-Meeting-1.docx
+++ b/Team-Meeting-1.docx
@@ -51,17 +51,20 @@
           <w:insideH w:val="single" w:sz="4" w:space="0" w:color="000000"/>
           <w:insideV w:val="single" w:sz="4" w:space="0" w:color="000000"/>
         </w:tblBorders>
+        <w:tblLayout w:type="fixed"/>
       </w:tblPr>
       <w:tblGrid>
-        <w:gridCol w:w="3960"/>
-        <w:gridCol w:w="3960"/>
+        <w:gridCol w:w="4680"/>
+        <w:gridCol w:w="4680"/>
       </w:tblGrid>
       <w:tr>
         <w:trPr>
           <w:tblHeader w:val="on"/>
         </w:trPr>
         <w:tc>
-          <w:tcPr/>
+          <w:tcPr>
+            <w:tcW w:type="dxa" w:w="4680"/>
+          </w:tcPr>
           <w:p>
             <w:pPr>
               <w:pStyle w:val="Compact"/>
@@ -72,7 +75,9 @@
           </w:p>
         </w:tc>
         <w:tc>
-          <w:tcPr/>
+          <w:tcPr>
+            <w:tcW w:type="dxa" w:w="4680"/>
+          </w:tcPr>
           <w:p>
             <w:pPr>
               <w:pStyle w:val="Compact"/>
@@ -85,7 +90,9 @@
       </w:tr>
       <w:tr>
         <w:tc>
-          <w:tcPr/>
+          <w:tcPr>
+            <w:tcW w:type="dxa" w:w="4680"/>
+          </w:tcPr>
           <w:p>
             <w:pPr>
               <w:pStyle w:val="Compact"/>
@@ -96,17 +103,21 @@
           </w:p>
         </w:tc>
         <w:tc>
-          <w:tcPr/>
-          <w:p>
-            <w:pPr>
-              <w:pStyle w:val="Compact"/>
-            </w:pPr>
-          </w:p>
-        </w:tc>
-      </w:tr>
-      <w:tr>
-        <w:tc>
-          <w:tcPr/>
+          <w:tcPr>
+            <w:tcW w:type="dxa" w:w="4680"/>
+          </w:tcPr>
+          <w:p>
+            <w:pPr>
+              <w:pStyle w:val="Compact"/>
+            </w:pPr>
+          </w:p>
+        </w:tc>
+      </w:tr>
+      <w:tr>
+        <w:tc>
+          <w:tcPr>
+            <w:tcW w:type="dxa" w:w="4680"/>
+          </w:tcPr>
           <w:p>
             <w:pPr>
               <w:pStyle w:val="Compact"/>
@@ -117,17 +128,21 @@
           </w:p>
         </w:tc>
         <w:tc>
-          <w:tcPr/>
-          <w:p>
-            <w:pPr>
-              <w:pStyle w:val="Compact"/>
-            </w:pPr>
-          </w:p>
-        </w:tc>
-      </w:tr>
-      <w:tr>
-        <w:tc>
-          <w:tcPr/>
+          <w:tcPr>
+            <w:tcW w:type="dxa" w:w="4680"/>
+          </w:tcPr>
+          <w:p>
+            <w:pPr>
+              <w:pStyle w:val="Compact"/>
+            </w:pPr>
+          </w:p>
+        </w:tc>
+      </w:tr>
+      <w:tr>
+        <w:tc>
+          <w:tcPr>
+            <w:tcW w:type="dxa" w:w="4680"/>
+          </w:tcPr>
           <w:p>
             <w:pPr>
               <w:pStyle w:val="Compact"/>
@@ -138,17 +153,21 @@
           </w:p>
         </w:tc>
         <w:tc>
-          <w:tcPr/>
-          <w:p>
-            <w:pPr>
-              <w:pStyle w:val="Compact"/>
-            </w:pPr>
-          </w:p>
-        </w:tc>
-      </w:tr>
-      <w:tr>
-        <w:tc>
-          <w:tcPr/>
+          <w:tcPr>
+            <w:tcW w:type="dxa" w:w="4680"/>
+          </w:tcPr>
+          <w:p>
+            <w:pPr>
+              <w:pStyle w:val="Compact"/>
+            </w:pPr>
+          </w:p>
+        </w:tc>
+      </w:tr>
+      <w:tr>
+        <w:tc>
+          <w:tcPr>
+            <w:tcW w:type="dxa" w:w="4680"/>
+          </w:tcPr>
           <w:p>
             <w:pPr>
               <w:pStyle w:val="Compact"/>
@@ -159,7 +178,9 @@
           </w:p>
         </w:tc>
         <w:tc>
-          <w:tcPr/>
+          <w:tcPr>
+            <w:tcW w:type="dxa" w:w="4680"/>
+          </w:tcPr>
           <w:p>
             <w:pPr>
               <w:pStyle w:val="Compact"/>
@@ -190,17 +211,20 @@
           <w:insideH w:val="single" w:sz="4" w:space="0" w:color="000000"/>
           <w:insideV w:val="single" w:sz="4" w:space="0" w:color="000000"/>
         </w:tblBorders>
+        <w:tblLayout w:type="fixed"/>
       </w:tblPr>
       <w:tblGrid>
-        <w:gridCol w:w="3960"/>
-        <w:gridCol w:w="3960"/>
+        <w:gridCol w:w="4680"/>
+        <w:gridCol w:w="4680"/>
       </w:tblGrid>
       <w:tr>
         <w:trPr>
           <w:tblHeader w:val="on"/>
         </w:trPr>
         <w:tc>
-          <w:tcPr/>
+          <w:tcPr>
+            <w:tcW w:type="dxa" w:w="4680"/>
+          </w:tcPr>
           <w:p>
             <w:pPr>
               <w:pStyle w:val="Compact"/>
@@ -211,7 +235,9 @@
           </w:p>
         </w:tc>
         <w:tc>
-          <w:tcPr/>
+          <w:tcPr>
+            <w:tcW w:type="dxa" w:w="4680"/>
+          </w:tcPr>
           <w:p>
             <w:pPr>
               <w:pStyle w:val="Compact"/>
@@ -224,7 +250,9 @@
       </w:tr>
       <w:tr>
         <w:tc>
-          <w:tcPr/>
+          <w:tcPr>
+            <w:tcW w:type="dxa" w:w="4680"/>
+          </w:tcPr>
           <w:p>
             <w:pPr>
               <w:pStyle w:val="Compact"/>
@@ -235,17 +263,21 @@
           </w:p>
         </w:tc>
         <w:tc>
-          <w:tcPr/>
-          <w:p>
-            <w:pPr>
-              <w:pStyle w:val="Compact"/>
-            </w:pPr>
-          </w:p>
-        </w:tc>
-      </w:tr>
-      <w:tr>
-        <w:tc>
-          <w:tcPr/>
+          <w:tcPr>
+            <w:tcW w:type="dxa" w:w="4680"/>
+          </w:tcPr>
+          <w:p>
+            <w:pPr>
+              <w:pStyle w:val="Compact"/>
+            </w:pPr>
+          </w:p>
+        </w:tc>
+      </w:tr>
+      <w:tr>
+        <w:tc>
+          <w:tcPr>
+            <w:tcW w:type="dxa" w:w="4680"/>
+          </w:tcPr>
           <w:p>
             <w:pPr>
               <w:pStyle w:val="Compact"/>
@@ -256,17 +288,21 @@
           </w:p>
         </w:tc>
         <w:tc>
-          <w:tcPr/>
-          <w:p>
-            <w:pPr>
-              <w:pStyle w:val="Compact"/>
-            </w:pPr>
-          </w:p>
-        </w:tc>
-      </w:tr>
-      <w:tr>
-        <w:tc>
-          <w:tcPr/>
+          <w:tcPr>
+            <w:tcW w:type="dxa" w:w="4680"/>
+          </w:tcPr>
+          <w:p>
+            <w:pPr>
+              <w:pStyle w:val="Compact"/>
+            </w:pPr>
+          </w:p>
+        </w:tc>
+      </w:tr>
+      <w:tr>
+        <w:tc>
+          <w:tcPr>
+            <w:tcW w:type="dxa" w:w="4680"/>
+          </w:tcPr>
           <w:p>
             <w:pPr>
               <w:pStyle w:val="Compact"/>
@@ -277,17 +313,21 @@
           </w:p>
         </w:tc>
         <w:tc>
-          <w:tcPr/>
-          <w:p>
-            <w:pPr>
-              <w:pStyle w:val="Compact"/>
-            </w:pPr>
-          </w:p>
-        </w:tc>
-      </w:tr>
-      <w:tr>
-        <w:tc>
-          <w:tcPr/>
+          <w:tcPr>
+            <w:tcW w:type="dxa" w:w="4680"/>
+          </w:tcPr>
+          <w:p>
+            <w:pPr>
+              <w:pStyle w:val="Compact"/>
+            </w:pPr>
+          </w:p>
+        </w:tc>
+      </w:tr>
+      <w:tr>
+        <w:tc>
+          <w:tcPr>
+            <w:tcW w:type="dxa" w:w="4680"/>
+          </w:tcPr>
           <w:p>
             <w:pPr>
               <w:pStyle w:val="Compact"/>
@@ -298,17 +338,21 @@
           </w:p>
         </w:tc>
         <w:tc>
-          <w:tcPr/>
-          <w:p>
-            <w:pPr>
-              <w:pStyle w:val="Compact"/>
-            </w:pPr>
-          </w:p>
-        </w:tc>
-      </w:tr>
-      <w:tr>
-        <w:tc>
-          <w:tcPr/>
+          <w:tcPr>
+            <w:tcW w:type="dxa" w:w="4680"/>
+          </w:tcPr>
+          <w:p>
+            <w:pPr>
+              <w:pStyle w:val="Compact"/>
+            </w:pPr>
+          </w:p>
+        </w:tc>
+      </w:tr>
+      <w:tr>
+        <w:tc>
+          <w:tcPr>
+            <w:tcW w:type="dxa" w:w="4680"/>
+          </w:tcPr>
           <w:p>
             <w:pPr>
               <w:pStyle w:val="Compact"/>
@@ -319,17 +363,21 @@
           </w:p>
         </w:tc>
         <w:tc>
-          <w:tcPr/>
-          <w:p>
-            <w:pPr>
-              <w:pStyle w:val="Compact"/>
-            </w:pPr>
-          </w:p>
-        </w:tc>
-      </w:tr>
-      <w:tr>
-        <w:tc>
-          <w:tcPr/>
+          <w:tcPr>
+            <w:tcW w:type="dxa" w:w="4680"/>
+          </w:tcPr>
+          <w:p>
+            <w:pPr>
+              <w:pStyle w:val="Compact"/>
+            </w:pPr>
+          </w:p>
+        </w:tc>
+      </w:tr>
+      <w:tr>
+        <w:tc>
+          <w:tcPr>
+            <w:tcW w:type="dxa" w:w="4680"/>
+          </w:tcPr>
           <w:p>
             <w:pPr>
               <w:pStyle w:val="Compact"/>
@@ -340,7 +388,9 @@
           </w:p>
         </w:tc>
         <w:tc>
-          <w:tcPr/>
+          <w:tcPr>
+            <w:tcW w:type="dxa" w:w="4680"/>
+          </w:tcPr>
           <w:p>
             <w:pPr>
               <w:pStyle w:val="Compact"/>
@@ -372,17 +422,20 @@
           <w:insideH w:val="single" w:sz="4" w:space="0" w:color="000000"/>
           <w:insideV w:val="single" w:sz="4" w:space="0" w:color="000000"/>
         </w:tblBorders>
+        <w:tblLayout w:type="fixed"/>
       </w:tblPr>
       <w:tblGrid>
-        <w:gridCol w:w="3960"/>
-        <w:gridCol w:w="3960"/>
+        <w:gridCol w:w="4680"/>
+        <w:gridCol w:w="4680"/>
       </w:tblGrid>
       <w:tr>
         <w:trPr>
           <w:tblHeader w:val="on"/>
         </w:trPr>
         <w:tc>
-          <w:tcPr/>
+          <w:tcPr>
+            <w:tcW w:type="dxa" w:w="4680"/>
+          </w:tcPr>
           <w:p>
             <w:pPr>
               <w:pStyle w:val="Compact"/>
@@ -393,7 +446,9 @@
           </w:p>
         </w:tc>
         <w:tc>
-          <w:tcPr/>
+          <w:tcPr>
+            <w:tcW w:type="dxa" w:w="4680"/>
+          </w:tcPr>
           <w:p>
             <w:pPr>
               <w:pStyle w:val="Compact"/>
@@ -406,33 +461,41 @@
       </w:tr>
       <w:tr>
         <w:tc>
-          <w:tcPr/>
-          <w:p>
-            <w:pPr>
-              <w:pStyle w:val="Compact"/>
-            </w:pPr>
-          </w:p>
-        </w:tc>
-        <w:tc>
-          <w:tcPr/>
-          <w:p>
-            <w:pPr>
-              <w:pStyle w:val="Compact"/>
-            </w:pPr>
-          </w:p>
-        </w:tc>
-      </w:tr>
-      <w:tr>
-        <w:tc>
-          <w:tcPr/>
-          <w:p>
-            <w:pPr>
-              <w:pStyle w:val="Compact"/>
-            </w:pPr>
-          </w:p>
-        </w:tc>
-        <w:tc>
-          <w:tcPr/>
+          <w:tcPr>
+            <w:tcW w:type="dxa" w:w="4680"/>
+          </w:tcPr>
+          <w:p>
+            <w:pPr>
+              <w:pStyle w:val="Compact"/>
+            </w:pPr>
+          </w:p>
+        </w:tc>
+        <w:tc>
+          <w:tcPr>
+            <w:tcW w:type="dxa" w:w="4680"/>
+          </w:tcPr>
+          <w:p>
+            <w:pPr>
+              <w:pStyle w:val="Compact"/>
+            </w:pPr>
+          </w:p>
+        </w:tc>
+      </w:tr>
+      <w:tr>
+        <w:tc>
+          <w:tcPr>
+            <w:tcW w:type="dxa" w:w="4680"/>
+          </w:tcPr>
+          <w:p>
+            <w:pPr>
+              <w:pStyle w:val="Compact"/>
+            </w:pPr>
+          </w:p>
+        </w:tc>
+        <w:tc>
+          <w:tcPr>
+            <w:tcW w:type="dxa" w:w="4680"/>
+          </w:tcPr>
           <w:p>
             <w:pPr>
               <w:pStyle w:val="Compact"/>
@@ -605,19 +668,22 @@
           <w:insideH w:val="single" w:sz="4" w:space="0" w:color="000000"/>
           <w:insideV w:val="single" w:sz="4" w:space="0" w:color="000000"/>
         </w:tblBorders>
+        <w:tblLayout w:type="fixed"/>
       </w:tblPr>
       <w:tblGrid>
-        <w:gridCol w:w="1980"/>
-        <w:gridCol w:w="1980"/>
-        <w:gridCol w:w="1980"/>
-        <w:gridCol w:w="1980"/>
+        <w:gridCol w:w="2340"/>
+        <w:gridCol w:w="2340"/>
+        <w:gridCol w:w="2340"/>
+        <w:gridCol w:w="2340"/>
       </w:tblGrid>
       <w:tr>
         <w:trPr>
           <w:tblHeader w:val="on"/>
         </w:trPr>
         <w:tc>
-          <w:tcPr/>
+          <w:tcPr>
+            <w:tcW w:type="dxa" w:w="2340"/>
+          </w:tcPr>
           <w:p>
             <w:pPr>
               <w:pStyle w:val="Compact"/>
@@ -628,7 +694,9 @@
           </w:p>
         </w:tc>
         <w:tc>
-          <w:tcPr/>
+          <w:tcPr>
+            <w:tcW w:type="dxa" w:w="2340"/>
+          </w:tcPr>
           <w:p>
             <w:pPr>
               <w:pStyle w:val="Compact"/>
@@ -639,7 +707,9 @@
           </w:p>
         </w:tc>
         <w:tc>
-          <w:tcPr/>
+          <w:tcPr>
+            <w:tcW w:type="dxa" w:w="2340"/>
+          </w:tcPr>
           <w:p>
             <w:pPr>
               <w:pStyle w:val="Compact"/>
@@ -650,7 +720,9 @@
           </w:p>
         </w:tc>
         <w:tc>
-          <w:tcPr/>
+          <w:tcPr>
+            <w:tcW w:type="dxa" w:w="2340"/>
+          </w:tcPr>
           <w:p>
             <w:pPr>
               <w:pStyle w:val="Compact"/>
@@ -663,7 +735,9 @@
       </w:tr>
       <w:tr>
         <w:tc>
-          <w:tcPr/>
+          <w:tcPr>
+            <w:tcW w:type="dxa" w:w="2340"/>
+          </w:tcPr>
           <w:p>
             <w:pPr>
               <w:pStyle w:val="Compact"/>
@@ -674,33 +748,41 @@
           </w:p>
         </w:tc>
         <w:tc>
-          <w:tcPr/>
-          <w:p>
-            <w:pPr>
-              <w:pStyle w:val="Compact"/>
-            </w:pPr>
-          </w:p>
-        </w:tc>
-        <w:tc>
-          <w:tcPr/>
-          <w:p>
-            <w:pPr>
-              <w:pStyle w:val="Compact"/>
-            </w:pPr>
-          </w:p>
-        </w:tc>
-        <w:tc>
-          <w:tcPr/>
-          <w:p>
-            <w:pPr>
-              <w:pStyle w:val="Compact"/>
-            </w:pPr>
-          </w:p>
-        </w:tc>
-      </w:tr>
-      <w:tr>
-        <w:tc>
-          <w:tcPr/>
+          <w:tcPr>
+            <w:tcW w:type="dxa" w:w="2340"/>
+          </w:tcPr>
+          <w:p>
+            <w:pPr>
+              <w:pStyle w:val="Compact"/>
+            </w:pPr>
+          </w:p>
+        </w:tc>
+        <w:tc>
+          <w:tcPr>
+            <w:tcW w:type="dxa" w:w="2340"/>
+          </w:tcPr>
+          <w:p>
+            <w:pPr>
+              <w:pStyle w:val="Compact"/>
+            </w:pPr>
+          </w:p>
+        </w:tc>
+        <w:tc>
+          <w:tcPr>
+            <w:tcW w:type="dxa" w:w="2340"/>
+          </w:tcPr>
+          <w:p>
+            <w:pPr>
+              <w:pStyle w:val="Compact"/>
+            </w:pPr>
+          </w:p>
+        </w:tc>
+      </w:tr>
+      <w:tr>
+        <w:tc>
+          <w:tcPr>
+            <w:tcW w:type="dxa" w:w="2340"/>
+          </w:tcPr>
           <w:p>
             <w:pPr>
               <w:pStyle w:val="Compact"/>
@@ -711,33 +793,41 @@
           </w:p>
         </w:tc>
         <w:tc>
-          <w:tcPr/>
-          <w:p>
-            <w:pPr>
-              <w:pStyle w:val="Compact"/>
-            </w:pPr>
-          </w:p>
-        </w:tc>
-        <w:tc>
-          <w:tcPr/>
-          <w:p>
-            <w:pPr>
-              <w:pStyle w:val="Compact"/>
-            </w:pPr>
-          </w:p>
-        </w:tc>
-        <w:tc>
-          <w:tcPr/>
-          <w:p>
-            <w:pPr>
-              <w:pStyle w:val="Compact"/>
-            </w:pPr>
-          </w:p>
-        </w:tc>
-      </w:tr>
-      <w:tr>
-        <w:tc>
-          <w:tcPr/>
+          <w:tcPr>
+            <w:tcW w:type="dxa" w:w="2340"/>
+          </w:tcPr>
+          <w:p>
+            <w:pPr>
+              <w:pStyle w:val="Compact"/>
+            </w:pPr>
+          </w:p>
+        </w:tc>
+        <w:tc>
+          <w:tcPr>
+            <w:tcW w:type="dxa" w:w="2340"/>
+          </w:tcPr>
+          <w:p>
+            <w:pPr>
+              <w:pStyle w:val="Compact"/>
+            </w:pPr>
+          </w:p>
+        </w:tc>
+        <w:tc>
+          <w:tcPr>
+            <w:tcW w:type="dxa" w:w="2340"/>
+          </w:tcPr>
+          <w:p>
+            <w:pPr>
+              <w:pStyle w:val="Compact"/>
+            </w:pPr>
+          </w:p>
+        </w:tc>
+      </w:tr>
+      <w:tr>
+        <w:tc>
+          <w:tcPr>
+            <w:tcW w:type="dxa" w:w="2340"/>
+          </w:tcPr>
           <w:p>
             <w:pPr>
               <w:pStyle w:val="Compact"/>
@@ -748,33 +838,41 @@
           </w:p>
         </w:tc>
         <w:tc>
-          <w:tcPr/>
-          <w:p>
-            <w:pPr>
-              <w:pStyle w:val="Compact"/>
-            </w:pPr>
-          </w:p>
-        </w:tc>
-        <w:tc>
-          <w:tcPr/>
-          <w:p>
-            <w:pPr>
-              <w:pStyle w:val="Compact"/>
-            </w:pPr>
-          </w:p>
-        </w:tc>
-        <w:tc>
-          <w:tcPr/>
-          <w:p>
-            <w:pPr>
-              <w:pStyle w:val="Compact"/>
-            </w:pPr>
-          </w:p>
-        </w:tc>
-      </w:tr>
-      <w:tr>
-        <w:tc>
-          <w:tcPr/>
+          <w:tcPr>
+            <w:tcW w:type="dxa" w:w="2340"/>
+          </w:tcPr>
+          <w:p>
+            <w:pPr>
+              <w:pStyle w:val="Compact"/>
+            </w:pPr>
+          </w:p>
+        </w:tc>
+        <w:tc>
+          <w:tcPr>
+            <w:tcW w:type="dxa" w:w="2340"/>
+          </w:tcPr>
+          <w:p>
+            <w:pPr>
+              <w:pStyle w:val="Compact"/>
+            </w:pPr>
+          </w:p>
+        </w:tc>
+        <w:tc>
+          <w:tcPr>
+            <w:tcW w:type="dxa" w:w="2340"/>
+          </w:tcPr>
+          <w:p>
+            <w:pPr>
+              <w:pStyle w:val="Compact"/>
+            </w:pPr>
+          </w:p>
+        </w:tc>
+      </w:tr>
+      <w:tr>
+        <w:tc>
+          <w:tcPr>
+            <w:tcW w:type="dxa" w:w="2340"/>
+          </w:tcPr>
           <w:p>
             <w:pPr>
               <w:pStyle w:val="Compact"/>
@@ -785,33 +883,41 @@
           </w:p>
         </w:tc>
         <w:tc>
-          <w:tcPr/>
-          <w:p>
-            <w:pPr>
-              <w:pStyle w:val="Compact"/>
-            </w:pPr>
-          </w:p>
-        </w:tc>
-        <w:tc>
-          <w:tcPr/>
-          <w:p>
-            <w:pPr>
-              <w:pStyle w:val="Compact"/>
-            </w:pPr>
-          </w:p>
-        </w:tc>
-        <w:tc>
-          <w:tcPr/>
-          <w:p>
-            <w:pPr>
-              <w:pStyle w:val="Compact"/>
-            </w:pPr>
-          </w:p>
-        </w:tc>
-      </w:tr>
-      <w:tr>
-        <w:tc>
-          <w:tcPr/>
+          <w:tcPr>
+            <w:tcW w:type="dxa" w:w="2340"/>
+          </w:tcPr>
+          <w:p>
+            <w:pPr>
+              <w:pStyle w:val="Compact"/>
+            </w:pPr>
+          </w:p>
+        </w:tc>
+        <w:tc>
+          <w:tcPr>
+            <w:tcW w:type="dxa" w:w="2340"/>
+          </w:tcPr>
+          <w:p>
+            <w:pPr>
+              <w:pStyle w:val="Compact"/>
+            </w:pPr>
+          </w:p>
+        </w:tc>
+        <w:tc>
+          <w:tcPr>
+            <w:tcW w:type="dxa" w:w="2340"/>
+          </w:tcPr>
+          <w:p>
+            <w:pPr>
+              <w:pStyle w:val="Compact"/>
+            </w:pPr>
+          </w:p>
+        </w:tc>
+      </w:tr>
+      <w:tr>
+        <w:tc>
+          <w:tcPr>
+            <w:tcW w:type="dxa" w:w="2340"/>
+          </w:tcPr>
           <w:p>
             <w:pPr>
               <w:pStyle w:val="Compact"/>
@@ -822,33 +928,41 @@
           </w:p>
         </w:tc>
         <w:tc>
-          <w:tcPr/>
-          <w:p>
-            <w:pPr>
-              <w:pStyle w:val="Compact"/>
-            </w:pPr>
-          </w:p>
-        </w:tc>
-        <w:tc>
-          <w:tcPr/>
-          <w:p>
-            <w:pPr>
-              <w:pStyle w:val="Compact"/>
-            </w:pPr>
-          </w:p>
-        </w:tc>
-        <w:tc>
-          <w:tcPr/>
-          <w:p>
-            <w:pPr>
-              <w:pStyle w:val="Compact"/>
-            </w:pPr>
-          </w:p>
-        </w:tc>
-      </w:tr>
-      <w:tr>
-        <w:tc>
-          <w:tcPr/>
+          <w:tcPr>
+            <w:tcW w:type="dxa" w:w="2340"/>
+          </w:tcPr>
+          <w:p>
+            <w:pPr>
+              <w:pStyle w:val="Compact"/>
+            </w:pPr>
+          </w:p>
+        </w:tc>
+        <w:tc>
+          <w:tcPr>
+            <w:tcW w:type="dxa" w:w="2340"/>
+          </w:tcPr>
+          <w:p>
+            <w:pPr>
+              <w:pStyle w:val="Compact"/>
+            </w:pPr>
+          </w:p>
+        </w:tc>
+        <w:tc>
+          <w:tcPr>
+            <w:tcW w:type="dxa" w:w="2340"/>
+          </w:tcPr>
+          <w:p>
+            <w:pPr>
+              <w:pStyle w:val="Compact"/>
+            </w:pPr>
+          </w:p>
+        </w:tc>
+      </w:tr>
+      <w:tr>
+        <w:tc>
+          <w:tcPr>
+            <w:tcW w:type="dxa" w:w="2340"/>
+          </w:tcPr>
           <w:p>
             <w:pPr>
               <w:pStyle w:val="Compact"/>
@@ -859,23 +973,29 @@
           </w:p>
         </w:tc>
         <w:tc>
-          <w:tcPr/>
-          <w:p>
-            <w:pPr>
-              <w:pStyle w:val="Compact"/>
-            </w:pPr>
-          </w:p>
-        </w:tc>
-        <w:tc>
-          <w:tcPr/>
-          <w:p>
-            <w:pPr>
-              <w:pStyle w:val="Compact"/>
-            </w:pPr>
-          </w:p>
-        </w:tc>
-        <w:tc>
-          <w:tcPr/>
+          <w:tcPr>
+            <w:tcW w:type="dxa" w:w="2340"/>
+          </w:tcPr>
+          <w:p>
+            <w:pPr>
+              <w:pStyle w:val="Compact"/>
+            </w:pPr>
+          </w:p>
+        </w:tc>
+        <w:tc>
+          <w:tcPr>
+            <w:tcW w:type="dxa" w:w="2340"/>
+          </w:tcPr>
+          <w:p>
+            <w:pPr>
+              <w:pStyle w:val="Compact"/>
+            </w:pPr>
+          </w:p>
+        </w:tc>
+        <w:tc>
+          <w:tcPr>
+            <w:tcW w:type="dxa" w:w="2340"/>
+          </w:tcPr>
           <w:p>
             <w:pPr>
               <w:pStyle w:val="Compact"/>
@@ -922,17 +1042,20 @@
           <w:insideH w:val="single" w:sz="4" w:space="0" w:color="000000"/>
           <w:insideV w:val="single" w:sz="4" w:space="0" w:color="000000"/>
         </w:tblBorders>
+        <w:tblLayout w:type="fixed"/>
       </w:tblPr>
       <w:tblGrid>
-        <w:gridCol w:w="3960"/>
-        <w:gridCol w:w="3960"/>
+        <w:gridCol w:w="4680"/>
+        <w:gridCol w:w="4680"/>
       </w:tblGrid>
       <w:tr>
         <w:trPr>
           <w:tblHeader w:val="on"/>
         </w:trPr>
         <w:tc>
-          <w:tcPr/>
+          <w:tcPr>
+            <w:tcW w:type="dxa" w:w="4680"/>
+          </w:tcPr>
           <w:p>
             <w:pPr>
               <w:pStyle w:val="Compact"/>
@@ -943,7 +1066,9 @@
           </w:p>
         </w:tc>
         <w:tc>
-          <w:tcPr/>
+          <w:tcPr>
+            <w:tcW w:type="dxa" w:w="4680"/>
+          </w:tcPr>
           <w:p>
             <w:pPr>
               <w:pStyle w:val="Compact"/>
@@ -956,7 +1081,9 @@
       </w:tr>
       <w:tr>
         <w:tc>
-          <w:tcPr/>
+          <w:tcPr>
+            <w:tcW w:type="dxa" w:w="4680"/>
+          </w:tcPr>
           <w:p>
             <w:pPr>
               <w:pStyle w:val="Compact"/>
@@ -967,17 +1094,21 @@
           </w:p>
         </w:tc>
         <w:tc>
-          <w:tcPr/>
-          <w:p>
-            <w:pPr>
-              <w:pStyle w:val="Compact"/>
-            </w:pPr>
-          </w:p>
-        </w:tc>
-      </w:tr>
-      <w:tr>
-        <w:tc>
-          <w:tcPr/>
+          <w:tcPr>
+            <w:tcW w:type="dxa" w:w="4680"/>
+          </w:tcPr>
+          <w:p>
+            <w:pPr>
+              <w:pStyle w:val="Compact"/>
+            </w:pPr>
+          </w:p>
+        </w:tc>
+      </w:tr>
+      <w:tr>
+        <w:tc>
+          <w:tcPr>
+            <w:tcW w:type="dxa" w:w="4680"/>
+          </w:tcPr>
           <w:p>
             <w:pPr>
               <w:pStyle w:val="Compact"/>
@@ -988,17 +1119,21 @@
           </w:p>
         </w:tc>
         <w:tc>
-          <w:tcPr/>
-          <w:p>
-            <w:pPr>
-              <w:pStyle w:val="Compact"/>
-            </w:pPr>
-          </w:p>
-        </w:tc>
-      </w:tr>
-      <w:tr>
-        <w:tc>
-          <w:tcPr/>
+          <w:tcPr>
+            <w:tcW w:type="dxa" w:w="4680"/>
+          </w:tcPr>
+          <w:p>
+            <w:pPr>
+              <w:pStyle w:val="Compact"/>
+            </w:pPr>
+          </w:p>
+        </w:tc>
+      </w:tr>
+      <w:tr>
+        <w:tc>
+          <w:tcPr>
+            <w:tcW w:type="dxa" w:w="4680"/>
+          </w:tcPr>
           <w:p>
             <w:pPr>
               <w:pStyle w:val="Compact"/>
@@ -1009,17 +1144,21 @@
           </w:p>
         </w:tc>
         <w:tc>
-          <w:tcPr/>
-          <w:p>
-            <w:pPr>
-              <w:pStyle w:val="Compact"/>
-            </w:pPr>
-          </w:p>
-        </w:tc>
-      </w:tr>
-      <w:tr>
-        <w:tc>
-          <w:tcPr/>
+          <w:tcPr>
+            <w:tcW w:type="dxa" w:w="4680"/>
+          </w:tcPr>
+          <w:p>
+            <w:pPr>
+              <w:pStyle w:val="Compact"/>
+            </w:pPr>
+          </w:p>
+        </w:tc>
+      </w:tr>
+      <w:tr>
+        <w:tc>
+          <w:tcPr>
+            <w:tcW w:type="dxa" w:w="4680"/>
+          </w:tcPr>
           <w:p>
             <w:pPr>
               <w:pStyle w:val="Compact"/>
@@ -1030,17 +1169,21 @@
           </w:p>
         </w:tc>
         <w:tc>
-          <w:tcPr/>
-          <w:p>
-            <w:pPr>
-              <w:pStyle w:val="Compact"/>
-            </w:pPr>
-          </w:p>
-        </w:tc>
-      </w:tr>
-      <w:tr>
-        <w:tc>
-          <w:tcPr/>
+          <w:tcPr>
+            <w:tcW w:type="dxa" w:w="4680"/>
+          </w:tcPr>
+          <w:p>
+            <w:pPr>
+              <w:pStyle w:val="Compact"/>
+            </w:pPr>
+          </w:p>
+        </w:tc>
+      </w:tr>
+      <w:tr>
+        <w:tc>
+          <w:tcPr>
+            <w:tcW w:type="dxa" w:w="4680"/>
+          </w:tcPr>
           <w:p>
             <w:pPr>
               <w:pStyle w:val="Compact"/>
@@ -1051,17 +1194,21 @@
           </w:p>
         </w:tc>
         <w:tc>
-          <w:tcPr/>
-          <w:p>
-            <w:pPr>
-              <w:pStyle w:val="Compact"/>
-            </w:pPr>
-          </w:p>
-        </w:tc>
-      </w:tr>
-      <w:tr>
-        <w:tc>
-          <w:tcPr/>
+          <w:tcPr>
+            <w:tcW w:type="dxa" w:w="4680"/>
+          </w:tcPr>
+          <w:p>
+            <w:pPr>
+              <w:pStyle w:val="Compact"/>
+            </w:pPr>
+          </w:p>
+        </w:tc>
+      </w:tr>
+      <w:tr>
+        <w:tc>
+          <w:tcPr>
+            <w:tcW w:type="dxa" w:w="4680"/>
+          </w:tcPr>
           <w:p>
             <w:pPr>
               <w:pStyle w:val="Compact"/>
@@ -1072,7 +1219,9 @@
           </w:p>
         </w:tc>
         <w:tc>
-          <w:tcPr/>
+          <w:tcPr>
+            <w:tcW w:type="dxa" w:w="4680"/>
+          </w:tcPr>
           <w:p>
             <w:pPr>
               <w:pStyle w:val="Compact"/>
@@ -1201,18 +1350,21 @@
           <w:insideH w:val="single" w:sz="4" w:space="0" w:color="000000"/>
           <w:insideV w:val="single" w:sz="4" w:space="0" w:color="000000"/>
         </w:tblBorders>
+        <w:tblLayout w:type="fixed"/>
       </w:tblPr>
       <w:tblGrid>
-        <w:gridCol w:w="2640"/>
-        <w:gridCol w:w="2640"/>
-        <w:gridCol w:w="2640"/>
+        <w:gridCol w:w="3120"/>
+        <w:gridCol w:w="3120"/>
+        <w:gridCol w:w="3120"/>
       </w:tblGrid>
       <w:tr>
         <w:trPr>
           <w:tblHeader w:val="on"/>
         </w:trPr>
         <w:tc>
-          <w:tcPr/>
+          <w:tcPr>
+            <w:tcW w:type="dxa" w:w="3120"/>
+          </w:tcPr>
           <w:p>
             <w:pPr>
               <w:pStyle w:val="Compact"/>
@@ -1223,7 +1375,9 @@
           </w:p>
         </w:tc>
         <w:tc>
-          <w:tcPr/>
+          <w:tcPr>
+            <w:tcW w:type="dxa" w:w="3120"/>
+          </w:tcPr>
           <w:p>
             <w:pPr>
               <w:pStyle w:val="Compact"/>
@@ -1234,7 +1388,9 @@
           </w:p>
         </w:tc>
         <w:tc>
-          <w:tcPr/>
+          <w:tcPr>
+            <w:tcW w:type="dxa" w:w="3120"/>
+          </w:tcPr>
           <w:p>
             <w:pPr>
               <w:pStyle w:val="Compact"/>
@@ -1247,7 +1403,9 @@
       </w:tr>
       <w:tr>
         <w:tc>
-          <w:tcPr/>
+          <w:tcPr>
+            <w:tcW w:type="dxa" w:w="3120"/>
+          </w:tcPr>
           <w:p>
             <w:pPr>
               <w:pStyle w:val="Compact"/>
@@ -1258,7 +1416,9 @@
           </w:p>
         </w:tc>
         <w:tc>
-          <w:tcPr/>
+          <w:tcPr>
+            <w:tcW w:type="dxa" w:w="3120"/>
+          </w:tcPr>
           <w:p>
             <w:pPr>
               <w:pStyle w:val="Compact"/>
@@ -1269,17 +1429,21 @@
           </w:p>
         </w:tc>
         <w:tc>
-          <w:tcPr/>
-          <w:p>
-            <w:pPr>
-              <w:pStyle w:val="Compact"/>
-            </w:pPr>
-          </w:p>
-        </w:tc>
-      </w:tr>
-      <w:tr>
-        <w:tc>
-          <w:tcPr/>
+          <w:tcPr>
+            <w:tcW w:type="dxa" w:w="3120"/>
+          </w:tcPr>
+          <w:p>
+            <w:pPr>
+              <w:pStyle w:val="Compact"/>
+            </w:pPr>
+          </w:p>
+        </w:tc>
+      </w:tr>
+      <w:tr>
+        <w:tc>
+          <w:tcPr>
+            <w:tcW w:type="dxa" w:w="3120"/>
+          </w:tcPr>
           <w:p>
             <w:pPr>
               <w:pStyle w:val="Compact"/>
@@ -1290,7 +1454,9 @@
           </w:p>
         </w:tc>
         <w:tc>
-          <w:tcPr/>
+          <w:tcPr>
+            <w:tcW w:type="dxa" w:w="3120"/>
+          </w:tcPr>
           <w:p>
             <w:pPr>
               <w:pStyle w:val="Compact"/>
@@ -1301,17 +1467,21 @@
           </w:p>
         </w:tc>
         <w:tc>
-          <w:tcPr/>
-          <w:p>
-            <w:pPr>
-              <w:pStyle w:val="Compact"/>
-            </w:pPr>
-          </w:p>
-        </w:tc>
-      </w:tr>
-      <w:tr>
-        <w:tc>
-          <w:tcPr/>
+          <w:tcPr>
+            <w:tcW w:type="dxa" w:w="3120"/>
+          </w:tcPr>
+          <w:p>
+            <w:pPr>
+              <w:pStyle w:val="Compact"/>
+            </w:pPr>
+          </w:p>
+        </w:tc>
+      </w:tr>
+      <w:tr>
+        <w:tc>
+          <w:tcPr>
+            <w:tcW w:type="dxa" w:w="3120"/>
+          </w:tcPr>
           <w:p>
             <w:pPr>
               <w:pStyle w:val="Compact"/>
@@ -1322,7 +1492,9 @@
           </w:p>
         </w:tc>
         <w:tc>
-          <w:tcPr/>
+          <w:tcPr>
+            <w:tcW w:type="dxa" w:w="3120"/>
+          </w:tcPr>
           <w:p>
             <w:pPr>
               <w:pStyle w:val="Compact"/>
@@ -1333,17 +1505,21 @@
           </w:p>
         </w:tc>
         <w:tc>
-          <w:tcPr/>
-          <w:p>
-            <w:pPr>
-              <w:pStyle w:val="Compact"/>
-            </w:pPr>
-          </w:p>
-        </w:tc>
-      </w:tr>
-      <w:tr>
-        <w:tc>
-          <w:tcPr/>
+          <w:tcPr>
+            <w:tcW w:type="dxa" w:w="3120"/>
+          </w:tcPr>
+          <w:p>
+            <w:pPr>
+              <w:pStyle w:val="Compact"/>
+            </w:pPr>
+          </w:p>
+        </w:tc>
+      </w:tr>
+      <w:tr>
+        <w:tc>
+          <w:tcPr>
+            <w:tcW w:type="dxa" w:w="3120"/>
+          </w:tcPr>
           <w:p>
             <w:pPr>
               <w:pStyle w:val="Compact"/>
@@ -1354,7 +1530,9 @@
           </w:p>
         </w:tc>
         <w:tc>
-          <w:tcPr/>
+          <w:tcPr>
+            <w:tcW w:type="dxa" w:w="3120"/>
+          </w:tcPr>
           <w:p>
             <w:pPr>
               <w:pStyle w:val="Compact"/>
@@ -1365,17 +1543,21 @@
           </w:p>
         </w:tc>
         <w:tc>
-          <w:tcPr/>
-          <w:p>
-            <w:pPr>
-              <w:pStyle w:val="Compact"/>
-            </w:pPr>
-          </w:p>
-        </w:tc>
-      </w:tr>
-      <w:tr>
-        <w:tc>
-          <w:tcPr/>
+          <w:tcPr>
+            <w:tcW w:type="dxa" w:w="3120"/>
+          </w:tcPr>
+          <w:p>
+            <w:pPr>
+              <w:pStyle w:val="Compact"/>
+            </w:pPr>
+          </w:p>
+        </w:tc>
+      </w:tr>
+      <w:tr>
+        <w:tc>
+          <w:tcPr>
+            <w:tcW w:type="dxa" w:w="3120"/>
+          </w:tcPr>
           <w:p>
             <w:pPr>
               <w:pStyle w:val="Compact"/>
@@ -1386,7 +1568,9 @@
           </w:p>
         </w:tc>
         <w:tc>
-          <w:tcPr/>
+          <w:tcPr>
+            <w:tcW w:type="dxa" w:w="3120"/>
+          </w:tcPr>
           <w:p>
             <w:pPr>
               <w:pStyle w:val="Compact"/>
@@ -1397,17 +1581,21 @@
           </w:p>
         </w:tc>
         <w:tc>
-          <w:tcPr/>
-          <w:p>
-            <w:pPr>
-              <w:pStyle w:val="Compact"/>
-            </w:pPr>
-          </w:p>
-        </w:tc>
-      </w:tr>
-      <w:tr>
-        <w:tc>
-          <w:tcPr/>
+          <w:tcPr>
+            <w:tcW w:type="dxa" w:w="3120"/>
+          </w:tcPr>
+          <w:p>
+            <w:pPr>
+              <w:pStyle w:val="Compact"/>
+            </w:pPr>
+          </w:p>
+        </w:tc>
+      </w:tr>
+      <w:tr>
+        <w:tc>
+          <w:tcPr>
+            <w:tcW w:type="dxa" w:w="3120"/>
+          </w:tcPr>
           <w:p>
             <w:pPr>
               <w:pStyle w:val="Compact"/>
@@ -1418,7 +1606,9 @@
           </w:p>
         </w:tc>
         <w:tc>
-          <w:tcPr/>
+          <w:tcPr>
+            <w:tcW w:type="dxa" w:w="3120"/>
+          </w:tcPr>
           <w:p>
             <w:pPr>
               <w:pStyle w:val="Compact"/>
@@ -1429,17 +1619,21 @@
           </w:p>
         </w:tc>
         <w:tc>
-          <w:tcPr/>
-          <w:p>
-            <w:pPr>
-              <w:pStyle w:val="Compact"/>
-            </w:pPr>
-          </w:p>
-        </w:tc>
-      </w:tr>
-      <w:tr>
-        <w:tc>
-          <w:tcPr/>
+          <w:tcPr>
+            <w:tcW w:type="dxa" w:w="3120"/>
+          </w:tcPr>
+          <w:p>
+            <w:pPr>
+              <w:pStyle w:val="Compact"/>
+            </w:pPr>
+          </w:p>
+        </w:tc>
+      </w:tr>
+      <w:tr>
+        <w:tc>
+          <w:tcPr>
+            <w:tcW w:type="dxa" w:w="3120"/>
+          </w:tcPr>
           <w:p>
             <w:pPr>
               <w:pStyle w:val="Compact"/>
@@ -1450,7 +1644,9 @@
           </w:p>
         </w:tc>
         <w:tc>
-          <w:tcPr/>
+          <w:tcPr>
+            <w:tcW w:type="dxa" w:w="3120"/>
+          </w:tcPr>
           <w:p>
             <w:pPr>
               <w:pStyle w:val="Compact"/>
@@ -1461,17 +1657,21 @@
           </w:p>
         </w:tc>
         <w:tc>
-          <w:tcPr/>
-          <w:p>
-            <w:pPr>
-              <w:pStyle w:val="Compact"/>
-            </w:pPr>
-          </w:p>
-        </w:tc>
-      </w:tr>
-      <w:tr>
-        <w:tc>
-          <w:tcPr/>
+          <w:tcPr>
+            <w:tcW w:type="dxa" w:w="3120"/>
+          </w:tcPr>
+          <w:p>
+            <w:pPr>
+              <w:pStyle w:val="Compact"/>
+            </w:pPr>
+          </w:p>
+        </w:tc>
+      </w:tr>
+      <w:tr>
+        <w:tc>
+          <w:tcPr>
+            <w:tcW w:type="dxa" w:w="3120"/>
+          </w:tcPr>
           <w:p>
             <w:pPr>
               <w:pStyle w:val="Compact"/>
@@ -1482,7 +1682,9 @@
           </w:p>
         </w:tc>
         <w:tc>
-          <w:tcPr/>
+          <w:tcPr>
+            <w:tcW w:type="dxa" w:w="3120"/>
+          </w:tcPr>
           <w:p>
             <w:pPr>
               <w:pStyle w:val="Compact"/>
@@ -1493,7 +1695,9 @@
           </w:p>
         </w:tc>
         <w:tc>
-          <w:tcPr/>
+          <w:tcPr>
+            <w:tcW w:type="dxa" w:w="3120"/>
+          </w:tcPr>
           <w:p>
             <w:pPr>
               <w:pStyle w:val="Compact"/>
@@ -1672,17 +1876,20 @@
           <w:insideH w:val="single" w:sz="4" w:space="0" w:color="000000"/>
           <w:insideV w:val="single" w:sz="4" w:space="0" w:color="000000"/>
         </w:tblBorders>
+        <w:tblLayout w:type="fixed"/>
       </w:tblPr>
       <w:tblGrid>
-        <w:gridCol w:w="3960"/>
-        <w:gridCol w:w="3960"/>
+        <w:gridCol w:w="4680"/>
+        <w:gridCol w:w="4680"/>
       </w:tblGrid>
       <w:tr>
         <w:trPr>
           <w:tblHeader w:val="on"/>
         </w:trPr>
         <w:tc>
-          <w:tcPr/>
+          <w:tcPr>
+            <w:tcW w:type="dxa" w:w="4680"/>
+          </w:tcPr>
           <w:p>
             <w:pPr>
               <w:pStyle w:val="Compact"/>
@@ -1693,7 +1900,9 @@
           </w:p>
         </w:tc>
         <w:tc>
-          <w:tcPr/>
+          <w:tcPr>
+            <w:tcW w:type="dxa" w:w="4680"/>
+          </w:tcPr>
           <w:p>
             <w:pPr>
               <w:pStyle w:val="Compact"/>
@@ -1706,7 +1915,9 @@
       </w:tr>
       <w:tr>
         <w:tc>
-          <w:tcPr/>
+          <w:tcPr>
+            <w:tcW w:type="dxa" w:w="4680"/>
+          </w:tcPr>
           <w:p>
             <w:pPr>
               <w:pStyle w:val="Compact"/>
@@ -1717,17 +1928,21 @@
           </w:p>
         </w:tc>
         <w:tc>
-          <w:tcPr/>
-          <w:p>
-            <w:pPr>
-              <w:pStyle w:val="Compact"/>
-            </w:pPr>
-          </w:p>
-        </w:tc>
-      </w:tr>
-      <w:tr>
-        <w:tc>
-          <w:tcPr/>
+          <w:tcPr>
+            <w:tcW w:type="dxa" w:w="4680"/>
+          </w:tcPr>
+          <w:p>
+            <w:pPr>
+              <w:pStyle w:val="Compact"/>
+            </w:pPr>
+          </w:p>
+        </w:tc>
+      </w:tr>
+      <w:tr>
+        <w:tc>
+          <w:tcPr>
+            <w:tcW w:type="dxa" w:w="4680"/>
+          </w:tcPr>
           <w:p>
             <w:pPr>
               <w:pStyle w:val="Compact"/>
@@ -1738,17 +1953,21 @@
           </w:p>
         </w:tc>
         <w:tc>
-          <w:tcPr/>
-          <w:p>
-            <w:pPr>
-              <w:pStyle w:val="Compact"/>
-            </w:pPr>
-          </w:p>
-        </w:tc>
-      </w:tr>
-      <w:tr>
-        <w:tc>
-          <w:tcPr/>
+          <w:tcPr>
+            <w:tcW w:type="dxa" w:w="4680"/>
+          </w:tcPr>
+          <w:p>
+            <w:pPr>
+              <w:pStyle w:val="Compact"/>
+            </w:pPr>
+          </w:p>
+        </w:tc>
+      </w:tr>
+      <w:tr>
+        <w:tc>
+          <w:tcPr>
+            <w:tcW w:type="dxa" w:w="4680"/>
+          </w:tcPr>
           <w:p>
             <w:pPr>
               <w:pStyle w:val="Compact"/>
@@ -1759,17 +1978,21 @@
           </w:p>
         </w:tc>
         <w:tc>
-          <w:tcPr/>
-          <w:p>
-            <w:pPr>
-              <w:pStyle w:val="Compact"/>
-            </w:pPr>
-          </w:p>
-        </w:tc>
-      </w:tr>
-      <w:tr>
-        <w:tc>
-          <w:tcPr/>
+          <w:tcPr>
+            <w:tcW w:type="dxa" w:w="4680"/>
+          </w:tcPr>
+          <w:p>
+            <w:pPr>
+              <w:pStyle w:val="Compact"/>
+            </w:pPr>
+          </w:p>
+        </w:tc>
+      </w:tr>
+      <w:tr>
+        <w:tc>
+          <w:tcPr>
+            <w:tcW w:type="dxa" w:w="4680"/>
+          </w:tcPr>
           <w:p>
             <w:pPr>
               <w:pStyle w:val="Compact"/>
@@ -1780,17 +2003,21 @@
           </w:p>
         </w:tc>
         <w:tc>
-          <w:tcPr/>
-          <w:p>
-            <w:pPr>
-              <w:pStyle w:val="Compact"/>
-            </w:pPr>
-          </w:p>
-        </w:tc>
-      </w:tr>
-      <w:tr>
-        <w:tc>
-          <w:tcPr/>
+          <w:tcPr>
+            <w:tcW w:type="dxa" w:w="4680"/>
+          </w:tcPr>
+          <w:p>
+            <w:pPr>
+              <w:pStyle w:val="Compact"/>
+            </w:pPr>
+          </w:p>
+        </w:tc>
+      </w:tr>
+      <w:tr>
+        <w:tc>
+          <w:tcPr>
+            <w:tcW w:type="dxa" w:w="4680"/>
+          </w:tcPr>
           <w:p>
             <w:pPr>
               <w:pStyle w:val="Compact"/>
@@ -1801,17 +2028,21 @@
           </w:p>
         </w:tc>
         <w:tc>
-          <w:tcPr/>
-          <w:p>
-            <w:pPr>
-              <w:pStyle w:val="Compact"/>
-            </w:pPr>
-          </w:p>
-        </w:tc>
-      </w:tr>
-      <w:tr>
-        <w:tc>
-          <w:tcPr/>
+          <w:tcPr>
+            <w:tcW w:type="dxa" w:w="4680"/>
+          </w:tcPr>
+          <w:p>
+            <w:pPr>
+              <w:pStyle w:val="Compact"/>
+            </w:pPr>
+          </w:p>
+        </w:tc>
+      </w:tr>
+      <w:tr>
+        <w:tc>
+          <w:tcPr>
+            <w:tcW w:type="dxa" w:w="4680"/>
+          </w:tcPr>
           <w:p>
             <w:pPr>
               <w:pStyle w:val="Compact"/>
@@ -1822,7 +2053,9 @@
           </w:p>
         </w:tc>
         <w:tc>
-          <w:tcPr/>
+          <w:tcPr>
+            <w:tcW w:type="dxa" w:w="4680"/>
+          </w:tcPr>
           <w:p>
             <w:pPr>
               <w:pStyle w:val="Compact"/>
@@ -1832,391 +2065,6 @@
       </w:tr>
     </w:tbl>
     <w:p/>
-    <w:tbl>
-      <w:tblPr>
-        <w:tblW w:type="pct" w:w="5000"/>
-        <w:tblStyle w:val="Table"/>
-        <w:tblLayout w:type="fixed"/>
-        <w:tblLook w:firstRow="1" w:lastRow="0" w:firstColumn="0" w:lastColumn="0" w:noHBand="0" w:noVBand="0" w:val="0020"/>
-        <w:tblBorders>
-          <w:top w:val="single" w:sz="4" w:space="0" w:color="000000"/>
-          <w:left w:val="single" w:sz="4" w:space="0" w:color="000000"/>
-          <w:bottom w:val="single" w:sz="4" w:space="0" w:color="000000"/>
-          <w:right w:val="single" w:sz="4" w:space="0" w:color="000000"/>
-          <w:insideH w:val="single" w:sz="4" w:space="0" w:color="000000"/>
-          <w:insideV w:val="single" w:sz="4" w:space="0" w:color="000000"/>
-        </w:tblBorders>
-      </w:tblPr>
-      <w:tblGrid>
-        <w:gridCol w:w="528"/>
-        <w:gridCol w:w="3696"/>
-        <w:gridCol w:w="3696"/>
-      </w:tblGrid>
-      <w:tr>
-        <w:trPr>
-          <w:tblHeader w:val="on"/>
-        </w:trPr>
-        <w:tc>
-          <w:tcPr/>
-          <w:p>
-            <w:pPr>
-              <w:pStyle w:val="Compact"/>
-            </w:pPr>
-            <w:r>
-              <w:t xml:space="preserve">Name</w:t>
-            </w:r>
-          </w:p>
-        </w:tc>
-        <w:tc>
-          <w:tcPr/>
-          <w:p>
-            <w:pPr>
-              <w:pStyle w:val="Compact"/>
-            </w:pPr>
-            <w:r>
-              <w:t xml:space="preserve">What difficulties do you expect to face?</w:t>
-            </w:r>
-          </w:p>
-        </w:tc>
-        <w:tc>
-          <w:tcPr/>
-          <w:p>
-            <w:pPr>
-              <w:pStyle w:val="Compact"/>
-            </w:pPr>
-            <w:r>
-              <w:t xml:space="preserve">How will you overcome these difficulties?</w:t>
-            </w:r>
-          </w:p>
-        </w:tc>
-      </w:tr>
-      <w:tr>
-        <w:tc>
-          <w:tcPr/>
-          <w:p>
-            <w:pPr>
-              <w:pStyle w:val="Compact"/>
-            </w:pPr>
-            <w:r>
-              <w:t xml:space="preserve">1.</w:t>
-            </w:r>
-          </w:p>
-        </w:tc>
-        <w:tc>
-          <w:tcPr/>
-          <w:p>
-            <w:pPr>
-              <w:pStyle w:val="Compact"/>
-            </w:pPr>
-          </w:p>
-        </w:tc>
-        <w:tc>
-          <w:tcPr/>
-          <w:p>
-            <w:pPr>
-              <w:pStyle w:val="Compact"/>
-            </w:pPr>
-          </w:p>
-        </w:tc>
-      </w:tr>
-      <w:tr>
-        <w:tc>
-          <w:tcPr/>
-          <w:p>
-            <w:pPr>
-              <w:pStyle w:val="Compact"/>
-            </w:pPr>
-            <w:r>
-              <w:t xml:space="preserve">2.</w:t>
-            </w:r>
-          </w:p>
-        </w:tc>
-        <w:tc>
-          <w:tcPr/>
-          <w:p>
-            <w:pPr>
-              <w:pStyle w:val="Compact"/>
-            </w:pPr>
-          </w:p>
-        </w:tc>
-        <w:tc>
-          <w:tcPr/>
-          <w:p>
-            <w:pPr>
-              <w:pStyle w:val="Compact"/>
-            </w:pPr>
-          </w:p>
-        </w:tc>
-      </w:tr>
-      <w:tr>
-        <w:tc>
-          <w:tcPr/>
-          <w:p>
-            <w:pPr>
-              <w:pStyle w:val="Compact"/>
-            </w:pPr>
-            <w:r>
-              <w:t xml:space="preserve">3.</w:t>
-            </w:r>
-          </w:p>
-        </w:tc>
-        <w:tc>
-          <w:tcPr/>
-          <w:p>
-            <w:pPr>
-              <w:pStyle w:val="Compact"/>
-            </w:pPr>
-          </w:p>
-        </w:tc>
-        <w:tc>
-          <w:tcPr/>
-          <w:p>
-            <w:pPr>
-              <w:pStyle w:val="Compact"/>
-            </w:pPr>
-          </w:p>
-        </w:tc>
-      </w:tr>
-      <w:tr>
-        <w:tc>
-          <w:tcPr/>
-          <w:p>
-            <w:pPr>
-              <w:pStyle w:val="Compact"/>
-            </w:pPr>
-            <w:r>
-              <w:t xml:space="preserve">4.</w:t>
-            </w:r>
-          </w:p>
-        </w:tc>
-        <w:tc>
-          <w:tcPr/>
-          <w:p>
-            <w:pPr>
-              <w:pStyle w:val="Compact"/>
-            </w:pPr>
-          </w:p>
-        </w:tc>
-        <w:tc>
-          <w:tcPr/>
-          <w:p>
-            <w:pPr>
-              <w:pStyle w:val="Compact"/>
-            </w:pPr>
-          </w:p>
-        </w:tc>
-      </w:tr>
-      <w:tr>
-        <w:tc>
-          <w:tcPr/>
-          <w:p>
-            <w:pPr>
-              <w:pStyle w:val="Compact"/>
-            </w:pPr>
-            <w:r>
-              <w:t xml:space="preserve">5.</w:t>
-            </w:r>
-          </w:p>
-        </w:tc>
-        <w:tc>
-          <w:tcPr/>
-          <w:p>
-            <w:pPr>
-              <w:pStyle w:val="Compact"/>
-            </w:pPr>
-          </w:p>
-        </w:tc>
-        <w:tc>
-          <w:tcPr/>
-          <w:p>
-            <w:pPr>
-              <w:pStyle w:val="Compact"/>
-            </w:pPr>
-          </w:p>
-        </w:tc>
-      </w:tr>
-      <w:tr>
-        <w:tc>
-          <w:tcPr/>
-          <w:p>
-            <w:pPr>
-              <w:pStyle w:val="Compact"/>
-            </w:pPr>
-            <w:r>
-              <w:t xml:space="preserve">6.</w:t>
-            </w:r>
-          </w:p>
-        </w:tc>
-        <w:tc>
-          <w:tcPr/>
-          <w:p>
-            <w:pPr>
-              <w:pStyle w:val="Compact"/>
-            </w:pPr>
-          </w:p>
-        </w:tc>
-        <w:tc>
-          <w:tcPr/>
-          <w:p>
-            <w:pPr>
-              <w:pStyle w:val="Compact"/>
-            </w:pPr>
-          </w:p>
-        </w:tc>
-      </w:tr>
-    </w:tbl>
-    <w:p>
-      <w:r>
-        <w:pict>
-          <v:rect style="width:0;height:1.5pt" o:hralign="center" o:hrstd="t" o:hr="t"/>
-        </w:pict>
-      </w:r>
-    </w:p>
-    <w:bookmarkEnd w:id="17"/>
-    <w:bookmarkStart w:id="18" w:name="minutes-guidelines-for-teamwork"/>
-    <w:p>
-      <w:pPr>
-        <w:pStyle w:val="Heading3"/>
-      </w:pPr>
-      <w:r>
-        <w:t xml:space="preserve">[5 minutes] Guidelines for Teamwork</w:t>
-      </w:r>
-    </w:p>
-    <w:p>
-      <w:pPr>
-        <w:pStyle w:val="FirstParagraph"/>
-      </w:pPr>
-      <w:r>
-        <w:t xml:space="preserve">You will work with your team members to complete different activities throughout the semester. Teamwork can only be successful if everyone brings their best to the table. As a team, create the rules you all agree to follow.</w:t>
-      </w:r>
-    </w:p>
-    <w:p>
-      <w:pPr>
-        <w:pStyle w:val="BodyText"/>
-      </w:pPr>
-      <w:r>
-        <w:rPr>
-          <w:b/>
-          <w:bCs/>
-        </w:rPr>
-        <w:t xml:space="preserve">Examples of team agreements:</w:t>
-      </w:r>
-    </w:p>
-    <w:p>
-      <w:pPr>
-        <w:numPr>
-          <w:ilvl w:val="0"/>
-          <w:numId w:val="1004"/>
-        </w:numPr>
-      </w:pPr>
-      <w:r>
-        <w:t xml:space="preserve">We agree to be punctual and arrive on time for all team meetings</w:t>
-      </w:r>
-    </w:p>
-    <w:p>
-      <w:pPr>
-        <w:numPr>
-          <w:ilvl w:val="0"/>
-          <w:numId w:val="1004"/>
-        </w:numPr>
-      </w:pPr>
-      <w:r>
-        <w:t xml:space="preserve">We agree to be polite and respectful to each other in team discussions</w:t>
-      </w:r>
-    </w:p>
-    <w:p>
-      <w:pPr>
-        <w:numPr>
-          <w:ilvl w:val="0"/>
-          <w:numId w:val="1004"/>
-        </w:numPr>
-      </w:pPr>
-      <w:r>
-        <w:t xml:space="preserve">We agree to come prepared to all meetings with completed individual work</w:t>
-      </w:r>
-    </w:p>
-    <w:p>
-      <w:pPr>
-        <w:numPr>
-          <w:ilvl w:val="0"/>
-          <w:numId w:val="1004"/>
-        </w:numPr>
-      </w:pPr>
-      <w:r>
-        <w:t xml:space="preserve">We agree to communicate openly and honestly about challenges or conflicts</w:t>
-      </w:r>
-    </w:p>
-    <w:p>
-      <w:pPr>
-        <w:numPr>
-          <w:ilvl w:val="0"/>
-          <w:numId w:val="1004"/>
-        </w:numPr>
-      </w:pPr>
-      <w:r>
-        <w:t xml:space="preserve">We agree to share workload equally among all team members</w:t>
-      </w:r>
-    </w:p>
-    <w:p>
-      <w:pPr>
-        <w:numPr>
-          <w:ilvl w:val="0"/>
-          <w:numId w:val="1004"/>
-        </w:numPr>
-      </w:pPr>
-      <w:r>
-        <w:t xml:space="preserve">We agree to respond to team messages within 24 hours</w:t>
-      </w:r>
-    </w:p>
-    <w:p>
-      <w:pPr>
-        <w:pStyle w:val="FirstParagraph"/>
-      </w:pPr>
-      <w:r>
-        <w:rPr>
-          <w:b/>
-          <w:bCs/>
-        </w:rPr>
-        <w:t xml:space="preserve">Your Team’s Agreed Rules:</w:t>
-      </w:r>
-    </w:p>
-    <w:p>
-      <w:r>
-        <w:pict>
-          <v:rect style="width:0;height:1.5pt" o:hralign="center" o:hrstd="t" o:hr="t"/>
-        </w:pict>
-      </w:r>
-    </w:p>
-    <w:bookmarkEnd w:id="18"/>
-    <w:bookmarkStart w:id="19" w:name="minute-wrap-up"/>
-    <w:p>
-      <w:pPr>
-        <w:pStyle w:val="Heading3"/>
-      </w:pPr>
-      <w:r>
-        <w:t xml:space="preserve">[1 minute] Wrap-up</w:t>
-      </w:r>
-    </w:p>
-    <w:p>
-      <w:pPr>
-        <w:pStyle w:val="FirstParagraph"/>
-      </w:pPr>
-      <w:r>
-        <w:t xml:space="preserve">Check the syllabus to find out when the next team meeting will be. Discuss who will be the next Notetaker.</w:t>
-      </w:r>
-    </w:p>
-    <w:p>
-      <w:pPr>
-        <w:pStyle w:val="BodyText"/>
-      </w:pPr>
-      <w:r>
-        <w:rPr>
-          <w:b/>
-          <w:bCs/>
-        </w:rPr>
-        <w:t xml:space="preserve">Our next meeting:</w:t>
-      </w:r>
-    </w:p>
     <w:tbl>
       <w:tblPr>
         <w:tblW w:type="pct" w:w="5000"/>
@@ -2230,115 +2078,260 @@
           <w:insideH w:val="single" w:sz="4" w:space="0" w:color="000000"/>
           <w:insideV w:val="single" w:sz="4" w:space="0" w:color="000000"/>
         </w:tblBorders>
+        <w:tblLayout w:type="fixed"/>
       </w:tblPr>
       <w:tblGrid>
-        <w:gridCol w:w="3960"/>
-        <w:gridCol w:w="3960"/>
+        <w:gridCol w:w="3120"/>
+        <w:gridCol w:w="3120"/>
+        <w:gridCol w:w="3120"/>
       </w:tblGrid>
       <w:tr>
         <w:trPr>
           <w:tblHeader w:val="on"/>
         </w:trPr>
         <w:tc>
-          <w:tcPr/>
-          <w:p>
-            <w:pPr>
-              <w:pStyle w:val="Compact"/>
-            </w:pPr>
-            <w:r>
-              <w:t xml:space="preserve">Item</w:t>
-            </w:r>
-          </w:p>
-        </w:tc>
-        <w:tc>
-          <w:tcPr/>
-          <w:p>
-            <w:pPr>
-              <w:pStyle w:val="Compact"/>
-            </w:pPr>
-            <w:r>
-              <w:t xml:space="preserve">Details</w:t>
-            </w:r>
-          </w:p>
-        </w:tc>
-      </w:tr>
-      <w:tr>
-        <w:tc>
-          <w:tcPr/>
-          <w:p>
-            <w:pPr>
-              <w:pStyle w:val="Compact"/>
-            </w:pPr>
-            <w:r>
-              <w:t xml:space="preserve">Date</w:t>
-            </w:r>
-          </w:p>
-        </w:tc>
-        <w:tc>
-          <w:tcPr/>
-          <w:p>
-            <w:pPr>
-              <w:pStyle w:val="Compact"/>
-            </w:pPr>
-          </w:p>
-        </w:tc>
-      </w:tr>
-      <w:tr>
-        <w:tc>
-          <w:tcPr/>
-          <w:p>
-            <w:pPr>
-              <w:pStyle w:val="Compact"/>
-            </w:pPr>
-            <w:r>
-              <w:t xml:space="preserve">Time</w:t>
-            </w:r>
-          </w:p>
-        </w:tc>
-        <w:tc>
-          <w:tcPr/>
-          <w:p>
-            <w:pPr>
-              <w:pStyle w:val="Compact"/>
-            </w:pPr>
-          </w:p>
-        </w:tc>
-      </w:tr>
-      <w:tr>
-        <w:tc>
-          <w:tcPr/>
-          <w:p>
-            <w:pPr>
-              <w:pStyle w:val="Compact"/>
-            </w:pPr>
-            <w:r>
-              <w:t xml:space="preserve">Meeting Location</w:t>
-            </w:r>
-          </w:p>
-        </w:tc>
-        <w:tc>
-          <w:tcPr/>
-          <w:p>
-            <w:pPr>
-              <w:pStyle w:val="Compact"/>
-            </w:pPr>
-          </w:p>
-        </w:tc>
-      </w:tr>
-      <w:tr>
-        <w:tc>
-          <w:tcPr/>
-          <w:p>
-            <w:pPr>
-              <w:pStyle w:val="Compact"/>
-            </w:pPr>
-            <w:r>
-              <w:t xml:space="preserve">Notetaker</w:t>
-            </w:r>
-          </w:p>
-        </w:tc>
-        <w:tc>
-          <w:tcPr/>
+          <w:tcPr>
+            <w:tcW w:type="dxa" w:w="3120"/>
+          </w:tcPr>
+          <w:p>
+            <w:pPr>
+              <w:pStyle w:val="Compact"/>
+            </w:pPr>
+            <w:r>
+              <w:t xml:space="preserve">Name</w:t>
+            </w:r>
+          </w:p>
+        </w:tc>
+        <w:tc>
+          <w:tcPr>
+            <w:tcW w:type="dxa" w:w="3120"/>
+          </w:tcPr>
+          <w:p>
+            <w:pPr>
+              <w:pStyle w:val="Compact"/>
+            </w:pPr>
+            <w:r>
+              <w:t xml:space="preserve">What difficulties do you expect to face?</w:t>
+            </w:r>
+          </w:p>
+        </w:tc>
+        <w:tc>
+          <w:tcPr>
+            <w:tcW w:type="dxa" w:w="3120"/>
+          </w:tcPr>
+          <w:p>
+            <w:pPr>
+              <w:pStyle w:val="Compact"/>
+            </w:pPr>
+            <w:r>
+              <w:t xml:space="preserve">How will you overcome these difficulties?</w:t>
+            </w:r>
+          </w:p>
+        </w:tc>
+      </w:tr>
+      <w:tr>
+        <w:tc>
+          <w:tcPr>
+            <w:tcW w:type="dxa" w:w="3120"/>
+          </w:tcPr>
+          <w:p>
+            <w:pPr>
+              <w:pStyle w:val="Compact"/>
+            </w:pPr>
+            <w:r>
+              <w:t xml:space="preserve">1.</w:t>
+            </w:r>
+          </w:p>
+        </w:tc>
+        <w:tc>
+          <w:tcPr>
+            <w:tcW w:type="dxa" w:w="3120"/>
+          </w:tcPr>
+          <w:p>
+            <w:pPr>
+              <w:pStyle w:val="Compact"/>
+            </w:pPr>
+          </w:p>
+        </w:tc>
+        <w:tc>
+          <w:tcPr>
+            <w:tcW w:type="dxa" w:w="3120"/>
+          </w:tcPr>
+          <w:p>
+            <w:pPr>
+              <w:pStyle w:val="Compact"/>
+            </w:pPr>
+          </w:p>
+        </w:tc>
+      </w:tr>
+      <w:tr>
+        <w:tc>
+          <w:tcPr>
+            <w:tcW w:type="dxa" w:w="3120"/>
+          </w:tcPr>
+          <w:p>
+            <w:pPr>
+              <w:pStyle w:val="Compact"/>
+            </w:pPr>
+            <w:r>
+              <w:t xml:space="preserve">2.</w:t>
+            </w:r>
+          </w:p>
+        </w:tc>
+        <w:tc>
+          <w:tcPr>
+            <w:tcW w:type="dxa" w:w="3120"/>
+          </w:tcPr>
+          <w:p>
+            <w:pPr>
+              <w:pStyle w:val="Compact"/>
+            </w:pPr>
+          </w:p>
+        </w:tc>
+        <w:tc>
+          <w:tcPr>
+            <w:tcW w:type="dxa" w:w="3120"/>
+          </w:tcPr>
+          <w:p>
+            <w:pPr>
+              <w:pStyle w:val="Compact"/>
+            </w:pPr>
+          </w:p>
+        </w:tc>
+      </w:tr>
+      <w:tr>
+        <w:tc>
+          <w:tcPr>
+            <w:tcW w:type="dxa" w:w="3120"/>
+          </w:tcPr>
+          <w:p>
+            <w:pPr>
+              <w:pStyle w:val="Compact"/>
+            </w:pPr>
+            <w:r>
+              <w:t xml:space="preserve">3.</w:t>
+            </w:r>
+          </w:p>
+        </w:tc>
+        <w:tc>
+          <w:tcPr>
+            <w:tcW w:type="dxa" w:w="3120"/>
+          </w:tcPr>
+          <w:p>
+            <w:pPr>
+              <w:pStyle w:val="Compact"/>
+            </w:pPr>
+          </w:p>
+        </w:tc>
+        <w:tc>
+          <w:tcPr>
+            <w:tcW w:type="dxa" w:w="3120"/>
+          </w:tcPr>
+          <w:p>
+            <w:pPr>
+              <w:pStyle w:val="Compact"/>
+            </w:pPr>
+          </w:p>
+        </w:tc>
+      </w:tr>
+      <w:tr>
+        <w:tc>
+          <w:tcPr>
+            <w:tcW w:type="dxa" w:w="3120"/>
+          </w:tcPr>
+          <w:p>
+            <w:pPr>
+              <w:pStyle w:val="Compact"/>
+            </w:pPr>
+            <w:r>
+              <w:t xml:space="preserve">4.</w:t>
+            </w:r>
+          </w:p>
+        </w:tc>
+        <w:tc>
+          <w:tcPr>
+            <w:tcW w:type="dxa" w:w="3120"/>
+          </w:tcPr>
+          <w:p>
+            <w:pPr>
+              <w:pStyle w:val="Compact"/>
+            </w:pPr>
+          </w:p>
+        </w:tc>
+        <w:tc>
+          <w:tcPr>
+            <w:tcW w:type="dxa" w:w="3120"/>
+          </w:tcPr>
+          <w:p>
+            <w:pPr>
+              <w:pStyle w:val="Compact"/>
+            </w:pPr>
+          </w:p>
+        </w:tc>
+      </w:tr>
+      <w:tr>
+        <w:tc>
+          <w:tcPr>
+            <w:tcW w:type="dxa" w:w="3120"/>
+          </w:tcPr>
+          <w:p>
+            <w:pPr>
+              <w:pStyle w:val="Compact"/>
+            </w:pPr>
+            <w:r>
+              <w:t xml:space="preserve">5.</w:t>
+            </w:r>
+          </w:p>
+        </w:tc>
+        <w:tc>
+          <w:tcPr>
+            <w:tcW w:type="dxa" w:w="3120"/>
+          </w:tcPr>
+          <w:p>
+            <w:pPr>
+              <w:pStyle w:val="Compact"/>
+            </w:pPr>
+          </w:p>
+        </w:tc>
+        <w:tc>
+          <w:tcPr>
+            <w:tcW w:type="dxa" w:w="3120"/>
+          </w:tcPr>
+          <w:p>
+            <w:pPr>
+              <w:pStyle w:val="Compact"/>
+            </w:pPr>
+          </w:p>
+        </w:tc>
+      </w:tr>
+      <w:tr>
+        <w:tc>
+          <w:tcPr>
+            <w:tcW w:type="dxa" w:w="3120"/>
+          </w:tcPr>
+          <w:p>
+            <w:pPr>
+              <w:pStyle w:val="Compact"/>
+            </w:pPr>
+            <w:r>
+              <w:t xml:space="preserve">6.</w:t>
+            </w:r>
+          </w:p>
+        </w:tc>
+        <w:tc>
+          <w:tcPr>
+            <w:tcW w:type="dxa" w:w="3120"/>
+          </w:tcPr>
+          <w:p>
+            <w:pPr>
+              <w:pStyle w:val="Compact"/>
+            </w:pPr>
+          </w:p>
+        </w:tc>
+        <w:tc>
+          <w:tcPr>
+            <w:tcW w:type="dxa" w:w="3120"/>
+          </w:tcPr>
           <w:p>
             <w:pPr>
               <w:pStyle w:val="Compact"/>
@@ -2354,14 +2347,14 @@
         </w:pict>
       </w:r>
     </w:p>
-    <w:bookmarkEnd w:id="19"/>
-    <w:bookmarkStart w:id="20" w:name="X230c29cfc30539ca061247ea13a35b0f357c4b5"/>
+    <w:bookmarkEnd w:id="17"/>
+    <w:bookmarkStart w:id="18" w:name="minutes-guidelines-for-teamwork"/>
     <w:p>
       <w:pPr>
         <w:pStyle w:val="Heading3"/>
       </w:pPr>
       <w:r>
-        <w:t xml:space="preserve">[5 minutes] Self and Peer Review Evaluation Survey</w:t>
+        <w:t xml:space="preserve">[5 minutes] Guidelines for Teamwork</w:t>
       </w:r>
     </w:p>
     <w:p>
@@ -2369,7 +2362,7 @@
         <w:pStyle w:val="FirstParagraph"/>
       </w:pPr>
       <w:r>
-        <w:t xml:space="preserve">Conduct a survey for self/peer evaluation. You can find the URL in the syllabus.</w:t>
+        <w:t xml:space="preserve">You will work with your team members to complete different activities throughout the semester. Teamwork can only be successful if everyone brings their best to the table. As a team, create the rules you all agree to follow.</w:t>
       </w:r>
     </w:p>
     <w:p>
@@ -2381,13 +2374,110 @@
           <w:b/>
           <w:bCs/>
         </w:rPr>
-        <w:t xml:space="preserve">Tip:</w:t>
-      </w:r>
-      <w:r>
-        <w:t xml:space="preserve"> </w:t>
-      </w:r>
-      <w:r>
-        <w:t xml:space="preserve">Bookmark this survey URL on your phone. You will use it every week for team meetings.</w:t>
+        <w:t xml:space="preserve">Examples of team agreements:</w:t>
+      </w:r>
+    </w:p>
+    <w:p>
+      <w:pPr>
+        <w:numPr>
+          <w:ilvl w:val="0"/>
+          <w:numId w:val="1004"/>
+        </w:numPr>
+      </w:pPr>
+      <w:r>
+        <w:t xml:space="preserve">We agree to be punctual and arrive on time for all team meetings</w:t>
+      </w:r>
+    </w:p>
+    <w:p>
+      <w:pPr>
+        <w:numPr>
+          <w:ilvl w:val="0"/>
+          <w:numId w:val="1004"/>
+        </w:numPr>
+      </w:pPr>
+      <w:r>
+        <w:t xml:space="preserve">We agree to be polite and respectful to each other in team discussions</w:t>
+      </w:r>
+    </w:p>
+    <w:p>
+      <w:pPr>
+        <w:numPr>
+          <w:ilvl w:val="0"/>
+          <w:numId w:val="1004"/>
+        </w:numPr>
+      </w:pPr>
+      <w:r>
+        <w:t xml:space="preserve">We agree to come prepared to all meetings with completed individual work</w:t>
+      </w:r>
+    </w:p>
+    <w:p>
+      <w:pPr>
+        <w:numPr>
+          <w:ilvl w:val="0"/>
+          <w:numId w:val="1004"/>
+        </w:numPr>
+      </w:pPr>
+      <w:r>
+        <w:t xml:space="preserve">We agree to communicate openly and honestly about challenges or conflicts</w:t>
+      </w:r>
+    </w:p>
+    <w:p>
+      <w:pPr>
+        <w:numPr>
+          <w:ilvl w:val="0"/>
+          <w:numId w:val="1004"/>
+        </w:numPr>
+      </w:pPr>
+      <w:r>
+        <w:t xml:space="preserve">We agree to share workload equally among all team members</w:t>
+      </w:r>
+    </w:p>
+    <w:p>
+      <w:pPr>
+        <w:numPr>
+          <w:ilvl w:val="0"/>
+          <w:numId w:val="1004"/>
+        </w:numPr>
+      </w:pPr>
+      <w:r>
+        <w:t xml:space="preserve">We agree to respond to team messages within 24 hours</w:t>
+      </w:r>
+    </w:p>
+    <w:p>
+      <w:pPr>
+        <w:pStyle w:val="FirstParagraph"/>
+      </w:pPr>
+      <w:r>
+        <w:rPr>
+          <w:b/>
+          <w:bCs/>
+        </w:rPr>
+        <w:t xml:space="preserve">Your Team’s Agreed Rules:</w:t>
+      </w:r>
+    </w:p>
+    <w:p>
+      <w:r>
+        <w:pict>
+          <v:rect style="width:0;height:1.5pt" o:hralign="center" o:hrstd="t" o:hr="t"/>
+        </w:pict>
+      </w:r>
+    </w:p>
+    <w:bookmarkEnd w:id="18"/>
+    <w:bookmarkStart w:id="19" w:name="minute-wrap-up"/>
+    <w:p>
+      <w:pPr>
+        <w:pStyle w:val="Heading3"/>
+      </w:pPr>
+      <w:r>
+        <w:t xml:space="preserve">[1 minute] Wrap-up</w:t>
+      </w:r>
+    </w:p>
+    <w:p>
+      <w:pPr>
+        <w:pStyle w:val="FirstParagraph"/>
+      </w:pPr>
+      <w:r>
+        <w:t xml:space="preserve">Check the syllabus to find out when the next team meeting will be. Discuss who will be the next Notetaker.</w:t>
       </w:r>
     </w:p>
     <w:p>
@@ -2395,7 +2485,11 @@
         <w:pStyle w:val="BodyText"/>
       </w:pPr>
       <w:r>
-        <w:t xml:space="preserve">Once you finish the survey, you will receive the survey completion code. The Notetaker needs to collect all survey completion codes from team members. The completion code will be used as an attendance check.</w:t>
+        <w:rPr>
+          <w:b/>
+          <w:bCs/>
+        </w:rPr>
+        <w:t xml:space="preserve">Our next meeting:</w:t>
       </w:r>
     </w:p>
     <w:tbl>
@@ -2411,17 +2505,222 @@
           <w:insideH w:val="single" w:sz="4" w:space="0" w:color="000000"/>
           <w:insideV w:val="single" w:sz="4" w:space="0" w:color="000000"/>
         </w:tblBorders>
+        <w:tblLayout w:type="fixed"/>
       </w:tblPr>
       <w:tblGrid>
-        <w:gridCol w:w="3960"/>
-        <w:gridCol w:w="3960"/>
+        <w:gridCol w:w="4680"/>
+        <w:gridCol w:w="4680"/>
       </w:tblGrid>
       <w:tr>
         <w:trPr>
           <w:tblHeader w:val="on"/>
         </w:trPr>
         <w:tc>
-          <w:tcPr/>
+          <w:tcPr>
+            <w:tcW w:type="dxa" w:w="4680"/>
+          </w:tcPr>
+          <w:p>
+            <w:pPr>
+              <w:pStyle w:val="Compact"/>
+            </w:pPr>
+            <w:r>
+              <w:t xml:space="preserve">Item</w:t>
+            </w:r>
+          </w:p>
+        </w:tc>
+        <w:tc>
+          <w:tcPr>
+            <w:tcW w:type="dxa" w:w="4680"/>
+          </w:tcPr>
+          <w:p>
+            <w:pPr>
+              <w:pStyle w:val="Compact"/>
+            </w:pPr>
+            <w:r>
+              <w:t xml:space="preserve">Details</w:t>
+            </w:r>
+          </w:p>
+        </w:tc>
+      </w:tr>
+      <w:tr>
+        <w:tc>
+          <w:tcPr>
+            <w:tcW w:type="dxa" w:w="4680"/>
+          </w:tcPr>
+          <w:p>
+            <w:pPr>
+              <w:pStyle w:val="Compact"/>
+            </w:pPr>
+            <w:r>
+              <w:t xml:space="preserve">Date</w:t>
+            </w:r>
+          </w:p>
+        </w:tc>
+        <w:tc>
+          <w:tcPr>
+            <w:tcW w:type="dxa" w:w="4680"/>
+          </w:tcPr>
+          <w:p>
+            <w:pPr>
+              <w:pStyle w:val="Compact"/>
+            </w:pPr>
+          </w:p>
+        </w:tc>
+      </w:tr>
+      <w:tr>
+        <w:tc>
+          <w:tcPr>
+            <w:tcW w:type="dxa" w:w="4680"/>
+          </w:tcPr>
+          <w:p>
+            <w:pPr>
+              <w:pStyle w:val="Compact"/>
+            </w:pPr>
+            <w:r>
+              <w:t xml:space="preserve">Time</w:t>
+            </w:r>
+          </w:p>
+        </w:tc>
+        <w:tc>
+          <w:tcPr>
+            <w:tcW w:type="dxa" w:w="4680"/>
+          </w:tcPr>
+          <w:p>
+            <w:pPr>
+              <w:pStyle w:val="Compact"/>
+            </w:pPr>
+          </w:p>
+        </w:tc>
+      </w:tr>
+      <w:tr>
+        <w:tc>
+          <w:tcPr>
+            <w:tcW w:type="dxa" w:w="4680"/>
+          </w:tcPr>
+          <w:p>
+            <w:pPr>
+              <w:pStyle w:val="Compact"/>
+            </w:pPr>
+            <w:r>
+              <w:t xml:space="preserve">Meeting Location</w:t>
+            </w:r>
+          </w:p>
+        </w:tc>
+        <w:tc>
+          <w:tcPr>
+            <w:tcW w:type="dxa" w:w="4680"/>
+          </w:tcPr>
+          <w:p>
+            <w:pPr>
+              <w:pStyle w:val="Compact"/>
+            </w:pPr>
+          </w:p>
+        </w:tc>
+      </w:tr>
+      <w:tr>
+        <w:tc>
+          <w:tcPr>
+            <w:tcW w:type="dxa" w:w="4680"/>
+          </w:tcPr>
+          <w:p>
+            <w:pPr>
+              <w:pStyle w:val="Compact"/>
+            </w:pPr>
+            <w:r>
+              <w:t xml:space="preserve">Notetaker</w:t>
+            </w:r>
+          </w:p>
+        </w:tc>
+        <w:tc>
+          <w:tcPr>
+            <w:tcW w:type="dxa" w:w="4680"/>
+          </w:tcPr>
+          <w:p>
+            <w:pPr>
+              <w:pStyle w:val="Compact"/>
+            </w:pPr>
+          </w:p>
+        </w:tc>
+      </w:tr>
+    </w:tbl>
+    <w:p>
+      <w:r>
+        <w:pict>
+          <v:rect style="width:0;height:1.5pt" o:hralign="center" o:hrstd="t" o:hr="t"/>
+        </w:pict>
+      </w:r>
+    </w:p>
+    <w:bookmarkEnd w:id="19"/>
+    <w:bookmarkStart w:id="20" w:name="X230c29cfc30539ca061247ea13a35b0f357c4b5"/>
+    <w:p>
+      <w:pPr>
+        <w:pStyle w:val="Heading3"/>
+      </w:pPr>
+      <w:r>
+        <w:t xml:space="preserve">[5 minutes] Self and Peer Review Evaluation Survey</w:t>
+      </w:r>
+    </w:p>
+    <w:p>
+      <w:pPr>
+        <w:pStyle w:val="FirstParagraph"/>
+      </w:pPr>
+      <w:r>
+        <w:t xml:space="preserve">Conduct a survey for self/peer evaluation. You can find the URL in the syllabus.</w:t>
+      </w:r>
+    </w:p>
+    <w:p>
+      <w:pPr>
+        <w:pStyle w:val="BodyText"/>
+      </w:pPr>
+      <w:r>
+        <w:rPr>
+          <w:b/>
+          <w:bCs/>
+        </w:rPr>
+        <w:t xml:space="preserve">Tip:</w:t>
+      </w:r>
+      <w:r>
+        <w:t xml:space="preserve"> </w:t>
+      </w:r>
+      <w:r>
+        <w:t xml:space="preserve">Bookmark this survey URL on your phone. You will use it every week for team meetings.</w:t>
+      </w:r>
+    </w:p>
+    <w:p>
+      <w:pPr>
+        <w:pStyle w:val="BodyText"/>
+      </w:pPr>
+      <w:r>
+        <w:t xml:space="preserve">Once you finish the survey, you will receive the survey completion code. The Notetaker needs to collect all survey completion codes from team members. The completion code will be used as an attendance check.</w:t>
+      </w:r>
+    </w:p>
+    <w:tbl>
+      <w:tblPr>
+        <w:tblW w:type="pct" w:w="5000"/>
+        <w:tblStyle w:val="Table"/>
+        <w:tblLook w:firstRow="1" w:lastRow="0" w:firstColumn="0" w:lastColumn="0" w:noHBand="0" w:noVBand="0" w:val="0020"/>
+        <w:tblBorders>
+          <w:top w:val="single" w:sz="4" w:space="0" w:color="000000"/>
+          <w:left w:val="single" w:sz="4" w:space="0" w:color="000000"/>
+          <w:bottom w:val="single" w:sz="4" w:space="0" w:color="000000"/>
+          <w:right w:val="single" w:sz="4" w:space="0" w:color="000000"/>
+          <w:insideH w:val="single" w:sz="4" w:space="0" w:color="000000"/>
+          <w:insideV w:val="single" w:sz="4" w:space="0" w:color="000000"/>
+        </w:tblBorders>
+        <w:tblLayout w:type="fixed"/>
+      </w:tblPr>
+      <w:tblGrid>
+        <w:gridCol w:w="4680"/>
+        <w:gridCol w:w="4680"/>
+      </w:tblGrid>
+      <w:tr>
+        <w:trPr>
+          <w:tblHeader w:val="on"/>
+        </w:trPr>
+        <w:tc>
+          <w:tcPr>
+            <w:tcW w:type="dxa" w:w="4680"/>
+          </w:tcPr>
           <w:p>
             <w:pPr>
               <w:pStyle w:val="Compact"/>
@@ -2432,7 +2731,9 @@
           </w:p>
         </w:tc>
         <w:tc>
-          <w:tcPr/>
+          <w:tcPr>
+            <w:tcW w:type="dxa" w:w="4680"/>
+          </w:tcPr>
           <w:p>
             <w:pPr>
               <w:pStyle w:val="Compact"/>
@@ -2445,7 +2746,9 @@
       </w:tr>
       <w:tr>
         <w:tc>
-          <w:tcPr/>
+          <w:tcPr>
+            <w:tcW w:type="dxa" w:w="4680"/>
+          </w:tcPr>
           <w:p>
             <w:pPr>
               <w:pStyle w:val="Compact"/>
@@ -2456,17 +2759,21 @@
           </w:p>
         </w:tc>
         <w:tc>
-          <w:tcPr/>
-          <w:p>
-            <w:pPr>
-              <w:pStyle w:val="Compact"/>
-            </w:pPr>
-          </w:p>
-        </w:tc>
-      </w:tr>
-      <w:tr>
-        <w:tc>
-          <w:tcPr/>
+          <w:tcPr>
+            <w:tcW w:type="dxa" w:w="4680"/>
+          </w:tcPr>
+          <w:p>
+            <w:pPr>
+              <w:pStyle w:val="Compact"/>
+            </w:pPr>
+          </w:p>
+        </w:tc>
+      </w:tr>
+      <w:tr>
+        <w:tc>
+          <w:tcPr>
+            <w:tcW w:type="dxa" w:w="4680"/>
+          </w:tcPr>
           <w:p>
             <w:pPr>
               <w:pStyle w:val="Compact"/>
@@ -2477,17 +2784,21 @@
           </w:p>
         </w:tc>
         <w:tc>
-          <w:tcPr/>
-          <w:p>
-            <w:pPr>
-              <w:pStyle w:val="Compact"/>
-            </w:pPr>
-          </w:p>
-        </w:tc>
-      </w:tr>
-      <w:tr>
-        <w:tc>
-          <w:tcPr/>
+          <w:tcPr>
+            <w:tcW w:type="dxa" w:w="4680"/>
+          </w:tcPr>
+          <w:p>
+            <w:pPr>
+              <w:pStyle w:val="Compact"/>
+            </w:pPr>
+          </w:p>
+        </w:tc>
+      </w:tr>
+      <w:tr>
+        <w:tc>
+          <w:tcPr>
+            <w:tcW w:type="dxa" w:w="4680"/>
+          </w:tcPr>
           <w:p>
             <w:pPr>
               <w:pStyle w:val="Compact"/>
@@ -2498,17 +2809,21 @@
           </w:p>
         </w:tc>
         <w:tc>
-          <w:tcPr/>
-          <w:p>
-            <w:pPr>
-              <w:pStyle w:val="Compact"/>
-            </w:pPr>
-          </w:p>
-        </w:tc>
-      </w:tr>
-      <w:tr>
-        <w:tc>
-          <w:tcPr/>
+          <w:tcPr>
+            <w:tcW w:type="dxa" w:w="4680"/>
+          </w:tcPr>
+          <w:p>
+            <w:pPr>
+              <w:pStyle w:val="Compact"/>
+            </w:pPr>
+          </w:p>
+        </w:tc>
+      </w:tr>
+      <w:tr>
+        <w:tc>
+          <w:tcPr>
+            <w:tcW w:type="dxa" w:w="4680"/>
+          </w:tcPr>
           <w:p>
             <w:pPr>
               <w:pStyle w:val="Compact"/>
@@ -2519,17 +2834,21 @@
           </w:p>
         </w:tc>
         <w:tc>
-          <w:tcPr/>
-          <w:p>
-            <w:pPr>
-              <w:pStyle w:val="Compact"/>
-            </w:pPr>
-          </w:p>
-        </w:tc>
-      </w:tr>
-      <w:tr>
-        <w:tc>
-          <w:tcPr/>
+          <w:tcPr>
+            <w:tcW w:type="dxa" w:w="4680"/>
+          </w:tcPr>
+          <w:p>
+            <w:pPr>
+              <w:pStyle w:val="Compact"/>
+            </w:pPr>
+          </w:p>
+        </w:tc>
+      </w:tr>
+      <w:tr>
+        <w:tc>
+          <w:tcPr>
+            <w:tcW w:type="dxa" w:w="4680"/>
+          </w:tcPr>
           <w:p>
             <w:pPr>
               <w:pStyle w:val="Compact"/>
@@ -2540,17 +2859,21 @@
           </w:p>
         </w:tc>
         <w:tc>
-          <w:tcPr/>
-          <w:p>
-            <w:pPr>
-              <w:pStyle w:val="Compact"/>
-            </w:pPr>
-          </w:p>
-        </w:tc>
-      </w:tr>
-      <w:tr>
-        <w:tc>
-          <w:tcPr/>
+          <w:tcPr>
+            <w:tcW w:type="dxa" w:w="4680"/>
+          </w:tcPr>
+          <w:p>
+            <w:pPr>
+              <w:pStyle w:val="Compact"/>
+            </w:pPr>
+          </w:p>
+        </w:tc>
+      </w:tr>
+      <w:tr>
+        <w:tc>
+          <w:tcPr>
+            <w:tcW w:type="dxa" w:w="4680"/>
+          </w:tcPr>
           <w:p>
             <w:pPr>
               <w:pStyle w:val="Compact"/>
@@ -2561,7 +2884,9 @@
           </w:p>
         </w:tc>
         <w:tc>
-          <w:tcPr/>
+          <w:tcPr>
+            <w:tcW w:type="dxa" w:w="4680"/>
+          </w:tcPr>
           <w:p>
             <w:pPr>
               <w:pStyle w:val="Compact"/>
@@ -2924,9 +3249,9 @@
   <w:docDefaults>
     <w:rPrDefault>
       <w:rPr>
-        <w:rFonts w:asciiTheme="minorHAnsi" w:cstheme="minorBidi" w:eastAsiaTheme="minorEastAsia" w:hAnsiTheme="minorHAnsi"/>
-        <w:sz w:val="24"/>
-        <w:szCs w:val="24"/>
+        <w:rFonts w:ascii="Calibri" w:asciiTheme="minorHAnsi" w:cstheme="minorBidi" w:eastAsia="Malgun Gothic" w:eastAsiaTheme="minorEastAsia" w:hAnsi="Calibri" w:hAnsiTheme="minorHAnsi"/>
+        <w:sz w:val="22"/>
+        <w:szCs w:val="22"/>
         <w:lang w:bidi="ar-SA" w:eastAsia="zh-CN" w:val="en-US"/>
       </w:rPr>
     </w:rPrDefault>
@@ -2940,6 +3265,11 @@
   <w:style w:default="1" w:styleId="Normal" w:type="paragraph">
     <w:name w:val="Normal"/>
     <w:qFormat/>
+    <w:rPr>
+      <w:rFonts w:ascii="Calibri" w:hAnsi="Calibri"/>
+      <w:color w:val="000000"/>
+      <w:sz w:val="22"/>
+    </w:rPr>
   </w:style>
   <w:style w:styleId="BodyText" w:type="paragraph">
     <w:name w:val="Body Text"/>
@@ -2949,12 +3279,20 @@
     <w:pPr>
       <w:spacing w:after="180" w:before="180"/>
     </w:pPr>
+    <w:rPr>
+      <w:rFonts w:ascii="Calibri" w:hAnsi="Calibri"/>
+      <w:color w:val="000000"/>
+      <w:sz w:val="22"/>
+    </w:rPr>
   </w:style>
   <w:style w:customStyle="1" w:styleId="FirstParagraph" w:type="paragraph">
     <w:name w:val="First Paragraph"/>
     <w:basedOn w:val="BodyText"/>
     <w:next w:val="BodyText"/>
     <w:qFormat/>
+    <w:rPr>
+      <w:rFonts w:ascii="Calibri" w:hAnsi="Calibri"/>
+    </w:rPr>
   </w:style>
   <w:style w:customStyle="1" w:styleId="Compact" w:type="paragraph">
     <w:name w:val="Compact"/>
@@ -2963,6 +3301,9 @@
     <w:pPr>
       <w:spacing w:after="36" w:before="36"/>
     </w:pPr>
+    <w:rPr>
+      <w:rFonts w:ascii="Calibri" w:hAnsi="Calibri"/>
+    </w:rPr>
   </w:style>
   <w:style w:styleId="Title" w:type="paragraph">
     <w:name w:val="Title"/>
@@ -2978,7 +3319,7 @@
       <w:jc w:val="center"/>
     </w:pPr>
     <w:rPr>
-      <w:rFonts w:asciiTheme="majorHAnsi" w:cstheme="majorBidi" w:eastAsiaTheme="majorEastAsia" w:hAnsiTheme="majorHAnsi"/>
+      <w:rFonts w:ascii="Calibri" w:asciiTheme="majorHAnsi" w:cstheme="majorBidi" w:eastAsiaTheme="majorEastAsia" w:hAnsi="Calibri" w:hAnsiTheme="majorHAnsi"/>
       <w:sz w:val="56"/>
       <w:szCs w:val="56"/>
     </w:rPr>
@@ -2990,7 +3331,7 @@
     <w:uiPriority w:val="10"/>
     <w:rsid w:val="00A10FD9"/>
     <w:rPr>
-      <w:rFonts w:asciiTheme="majorHAnsi" w:cstheme="majorBidi" w:eastAsiaTheme="majorEastAsia" w:hAnsiTheme="majorHAnsi"/>
+      <w:rFonts w:ascii="Calibri" w:asciiTheme="majorHAnsi" w:cstheme="majorBidi" w:eastAsiaTheme="majorEastAsia" w:hAnsi="Calibri" w:hAnsiTheme="majorHAnsi"/>
       <w:sz w:val="56"/>
       <w:szCs w:val="56"/>
     </w:rPr>
@@ -3009,7 +3350,7 @@
       </w:numPr>
     </w:pPr>
     <w:rPr>
-      <w:rFonts w:cstheme="majorBidi" w:eastAsiaTheme="majorEastAsia"/>
+      <w:rFonts w:ascii="Calibri" w:cstheme="majorBidi" w:eastAsiaTheme="majorEastAsia" w:hAnsi="Calibri"/>
       <w:spacing w:val="15"/>
       <w:sz w:val="28"/>
       <w:szCs w:val="28"/>
@@ -3022,7 +3363,7 @@
     <w:uiPriority w:val="11"/>
     <w:rsid w:val="00A10FD9"/>
     <w:rPr>
-      <w:rFonts w:cstheme="majorBidi" w:eastAsiaTheme="majorEastAsia"/>
+      <w:rFonts w:ascii="Calibri" w:cstheme="majorBidi" w:eastAsiaTheme="majorEastAsia" w:hAnsi="Calibri"/>
       <w:color w:themeColor="text1" w:themeTint="A6" w:val="595959"/>
       <w:spacing w:val="15"/>
       <w:sz w:val="28"/>
@@ -3039,6 +3380,7 @@
       <w:keepLines/>
     </w:pPr>
     <w:rPr>
+      <w:rFonts w:ascii="Calibri" w:hAnsi="Calibri"/>
       <w:sz w:val="24"/>
       <w:szCs w:val="24"/>
     </w:rPr>
@@ -3053,6 +3395,7 @@
       <w:keepLines/>
     </w:pPr>
     <w:rPr>
+      <w:rFonts w:ascii="Calibri" w:hAnsi="Calibri"/>
       <w:sz w:val="24"/>
       <w:szCs w:val="24"/>
     </w:rPr>
@@ -3069,6 +3412,7 @@
       <w:jc w:val="center"/>
     </w:pPr>
     <w:rPr>
+      <w:rFonts w:ascii="Calibri" w:hAnsi="Calibri"/>
       <w:b/>
       <w:sz w:val="20"/>
       <w:szCs w:val="20"/>
@@ -3085,6 +3429,7 @@
       <w:spacing w:after="300" w:before="100"/>
     </w:pPr>
     <w:rPr>
+      <w:rFonts w:ascii="Calibri" w:hAnsi="Calibri"/>
       <w:sz w:val="20"/>
       <w:szCs w:val="20"/>
     </w:rPr>
@@ -3095,7 +3440,9 @@
     <w:next w:val="Bibliography"/>
     <w:qFormat/>
     <w:pPr/>
-    <w:rPr/>
+    <w:rPr>
+      <w:rFonts w:ascii="Calibri" w:hAnsi="Calibri"/>
+    </w:rPr>
   </w:style>
   <w:style w:styleId="Heading1" w:type="paragraph">
     <w:name w:val="heading 1"/>
@@ -3112,7 +3459,7 @@
       <w:outlineLvl w:val="0"/>
     </w:pPr>
     <w:rPr>
-      <w:rFonts w:asciiTheme="majorHAnsi" w:cstheme="majorBidi" w:eastAsiaTheme="majorEastAsia" w:hAnsiTheme="majorHAnsi"/>
+      <w:rFonts w:ascii="Calibri" w:asciiTheme="majorHAnsi" w:cstheme="majorBidi" w:eastAsiaTheme="majorEastAsia" w:hAnsi="Calibri" w:hAnsiTheme="majorHAnsi"/>
       <w:color w:themeColor="accent1" w:themeShade="BF" w:val="0F4761"/>
       <w:sz w:val="40"/>
       <w:szCs w:val="40"/>
@@ -3135,7 +3482,7 @@
       <w:outlineLvl w:val="1"/>
     </w:pPr>
     <w:rPr>
-      <w:rFonts w:asciiTheme="majorHAnsi" w:cstheme="majorBidi" w:eastAsiaTheme="majorEastAsia" w:hAnsiTheme="majorHAnsi"/>
+      <w:rFonts w:ascii="Calibri" w:asciiTheme="majorHAnsi" w:cstheme="majorBidi" w:eastAsiaTheme="majorEastAsia" w:hAnsi="Calibri" w:hAnsiTheme="majorHAnsi"/>
       <w:color w:themeColor="accent1" w:themeShade="BF" w:val="0F4761"/>
       <w:sz w:val="32"/>
       <w:szCs w:val="32"/>
@@ -3158,7 +3505,7 @@
       <w:outlineLvl w:val="2"/>
     </w:pPr>
     <w:rPr>
-      <w:rFonts w:cstheme="majorBidi" w:eastAsiaTheme="majorEastAsia"/>
+      <w:rFonts w:ascii="Calibri" w:cstheme="majorBidi" w:eastAsiaTheme="majorEastAsia" w:hAnsi="Calibri"/>
       <w:color w:themeColor="accent1" w:themeShade="BF" w:val="0F4761"/>
       <w:sz w:val="28"/>
       <w:szCs w:val="28"/>
@@ -3181,7 +3528,7 @@
       <w:outlineLvl w:val="3"/>
     </w:pPr>
     <w:rPr>
-      <w:rFonts w:cstheme="majorBidi" w:eastAsiaTheme="majorEastAsia"/>
+      <w:rFonts w:ascii="Calibri" w:cstheme="majorBidi" w:eastAsiaTheme="majorEastAsia" w:hAnsi="Calibri"/>
       <w:i/>
       <w:iCs/>
       <w:color w:themeColor="accent1" w:themeShade="BF" w:val="0F4761"/>
@@ -3204,7 +3551,7 @@
       <w:outlineLvl w:val="4"/>
     </w:pPr>
     <w:rPr>
-      <w:rFonts w:cstheme="majorBidi" w:eastAsiaTheme="majorEastAsia"/>
+      <w:rFonts w:ascii="Calibri" w:cstheme="majorBidi" w:eastAsiaTheme="majorEastAsia" w:hAnsi="Calibri"/>
       <w:color w:themeColor="accent1" w:themeShade="BF" w:val="0F4761"/>
     </w:rPr>
   </w:style>
@@ -3225,7 +3572,7 @@
       <w:outlineLvl w:val="5"/>
     </w:pPr>
     <w:rPr>
-      <w:rFonts w:cstheme="majorBidi" w:eastAsiaTheme="majorEastAsia"/>
+      <w:rFonts w:ascii="Calibri" w:cstheme="majorBidi" w:eastAsiaTheme="majorEastAsia" w:hAnsi="Calibri"/>
       <w:i/>
       <w:iCs/>
       <w:color w:themeColor="text1" w:themeTint="A6" w:val="595959"/>
@@ -3248,7 +3595,7 @@
       <w:outlineLvl w:val="6"/>
     </w:pPr>
     <w:rPr>
-      <w:rFonts w:cstheme="majorBidi" w:eastAsiaTheme="majorEastAsia"/>
+      <w:rFonts w:ascii="Calibri" w:cstheme="majorBidi" w:eastAsiaTheme="majorEastAsia" w:hAnsi="Calibri"/>
       <w:color w:themeColor="text1" w:themeTint="A6" w:val="595959"/>
     </w:rPr>
   </w:style>
@@ -3269,7 +3616,7 @@
       <w:outlineLvl w:val="7"/>
     </w:pPr>
     <w:rPr>
-      <w:rFonts w:cstheme="majorBidi" w:eastAsiaTheme="majorEastAsia"/>
+      <w:rFonts w:ascii="Calibri" w:cstheme="majorBidi" w:eastAsiaTheme="majorEastAsia" w:hAnsi="Calibri"/>
       <w:i/>
       <w:iCs/>
       <w:color w:themeColor="text1" w:themeTint="D8" w:val="272727"/>
@@ -3292,7 +3639,7 @@
       <w:outlineLvl w:val="8"/>
     </w:pPr>
     <w:rPr>
-      <w:rFonts w:cstheme="majorBidi" w:eastAsiaTheme="majorEastAsia"/>
+      <w:rFonts w:ascii="Calibri" w:cstheme="majorBidi" w:eastAsiaTheme="majorEastAsia" w:hAnsi="Calibri"/>
       <w:color w:themeColor="text1" w:themeTint="D8" w:val="272727"/>
     </w:rPr>
   </w:style>
@@ -3303,7 +3650,7 @@
     <w:uiPriority w:val="9"/>
     <w:rsid w:val="00A10FD9"/>
     <w:rPr>
-      <w:rFonts w:asciiTheme="majorHAnsi" w:cstheme="majorBidi" w:eastAsiaTheme="majorEastAsia" w:hAnsiTheme="majorHAnsi"/>
+      <w:rFonts w:ascii="Calibri" w:asciiTheme="majorHAnsi" w:cstheme="majorBidi" w:eastAsiaTheme="majorEastAsia" w:hAnsi="Calibri" w:hAnsiTheme="majorHAnsi"/>
       <w:color w:themeColor="accent1" w:themeShade="BF" w:val="0F4761"/>
       <w:sz w:val="40"/>
       <w:szCs w:val="40"/>
@@ -3317,7 +3664,7 @@
     <w:semiHidden/>
     <w:rsid w:val="00A10FD9"/>
     <w:rPr>
-      <w:rFonts w:asciiTheme="majorHAnsi" w:cstheme="majorBidi" w:eastAsiaTheme="majorEastAsia" w:hAnsiTheme="majorHAnsi"/>
+      <w:rFonts w:ascii="Calibri" w:asciiTheme="majorHAnsi" w:cstheme="majorBidi" w:eastAsiaTheme="majorEastAsia" w:hAnsi="Calibri" w:hAnsiTheme="majorHAnsi"/>
       <w:color w:themeColor="accent1" w:themeShade="BF" w:val="0F4761"/>
       <w:sz w:val="32"/>
       <w:szCs w:val="32"/>
@@ -3331,7 +3678,7 @@
     <w:semiHidden/>
     <w:rsid w:val="00A10FD9"/>
     <w:rPr>
-      <w:rFonts w:cstheme="majorBidi" w:eastAsiaTheme="majorEastAsia"/>
+      <w:rFonts w:ascii="Calibri" w:cstheme="majorBidi" w:eastAsiaTheme="majorEastAsia" w:hAnsi="Calibri"/>
       <w:color w:themeColor="accent1" w:themeShade="BF" w:val="0F4761"/>
       <w:sz w:val="28"/>
       <w:szCs w:val="28"/>
@@ -3345,7 +3692,7 @@
     <w:semiHidden/>
     <w:rsid w:val="00A10FD9"/>
     <w:rPr>
-      <w:rFonts w:cstheme="majorBidi" w:eastAsiaTheme="majorEastAsia"/>
+      <w:rFonts w:ascii="Calibri" w:cstheme="majorBidi" w:eastAsiaTheme="majorEastAsia" w:hAnsi="Calibri"/>
       <w:i/>
       <w:iCs/>
       <w:color w:themeColor="accent1" w:themeShade="BF" w:val="0F4761"/>
@@ -3359,7 +3706,7 @@
     <w:semiHidden/>
     <w:rsid w:val="00A10FD9"/>
     <w:rPr>
-      <w:rFonts w:cstheme="majorBidi" w:eastAsiaTheme="majorEastAsia"/>
+      <w:rFonts w:ascii="Calibri" w:cstheme="majorBidi" w:eastAsiaTheme="majorEastAsia" w:hAnsi="Calibri"/>
       <w:color w:themeColor="accent1" w:themeShade="BF" w:val="0F4761"/>
     </w:rPr>
   </w:style>
@@ -3371,7 +3718,7 @@
     <w:semiHidden/>
     <w:rsid w:val="00A10FD9"/>
     <w:rPr>
-      <w:rFonts w:cstheme="majorBidi" w:eastAsiaTheme="majorEastAsia"/>
+      <w:rFonts w:ascii="Calibri" w:cstheme="majorBidi" w:eastAsiaTheme="majorEastAsia" w:hAnsi="Calibri"/>
       <w:i/>
       <w:iCs/>
       <w:color w:themeColor="text1" w:themeTint="A6" w:val="595959"/>
@@ -3385,7 +3732,7 @@
     <w:semiHidden/>
     <w:rsid w:val="00A10FD9"/>
     <w:rPr>
-      <w:rFonts w:cstheme="majorBidi" w:eastAsiaTheme="majorEastAsia"/>
+      <w:rFonts w:ascii="Calibri" w:cstheme="majorBidi" w:eastAsiaTheme="majorEastAsia" w:hAnsi="Calibri"/>
       <w:color w:themeColor="text1" w:themeTint="A6" w:val="595959"/>
     </w:rPr>
   </w:style>
@@ -3397,7 +3744,7 @@
     <w:semiHidden/>
     <w:rsid w:val="00A10FD9"/>
     <w:rPr>
-      <w:rFonts w:cstheme="majorBidi" w:eastAsiaTheme="majorEastAsia"/>
+      <w:rFonts w:ascii="Calibri" w:cstheme="majorBidi" w:eastAsiaTheme="majorEastAsia" w:hAnsi="Calibri"/>
       <w:i/>
       <w:iCs/>
       <w:color w:themeColor="text1" w:themeTint="D8" w:val="272727"/>
@@ -3411,7 +3758,7 @@
     <w:semiHidden/>
     <w:rsid w:val="00A10FD9"/>
     <w:rPr>
-      <w:rFonts w:cstheme="majorBidi" w:eastAsiaTheme="majorEastAsia"/>
+      <w:rFonts w:ascii="Calibri" w:cstheme="majorBidi" w:eastAsiaTheme="majorEastAsia" w:hAnsi="Calibri"/>
       <w:color w:themeColor="text1" w:themeTint="D8" w:val="272727"/>
     </w:rPr>
   </w:style>
@@ -3426,6 +3773,9 @@
       <w:spacing w:after="100" w:before="100"/>
       <w:ind w:firstLine="0" w:left="480" w:right="480"/>
     </w:pPr>
+    <w:rPr>
+      <w:rFonts w:ascii="Calibri" w:hAnsi="Calibri"/>
+    </w:rPr>
   </w:style>
   <w:style w:styleId="FootnoteText" w:type="paragraph">
     <w:name w:val="Footnote Text"/>
@@ -3434,6 +3784,9 @@
     <w:uiPriority w:val="9"/>
     <w:unhideWhenUsed/>
     <w:qFormat/>
+    <w:rPr>
+      <w:rFonts w:ascii="Calibri" w:hAnsi="Calibri"/>
+    </w:rPr>
   </w:style>
   <w:style w:styleId="FootnoteBlockText" w:type="paragraph">
     <w:name w:val="Footnote Block Text"/>
@@ -3446,11 +3799,17 @@
       <w:spacing w:after="100" w:before="100"/>
       <w:ind w:firstLine="0" w:left="480" w:right="480"/>
     </w:pPr>
+    <w:rPr>
+      <w:rFonts w:ascii="Calibri" w:hAnsi="Calibri"/>
+    </w:rPr>
   </w:style>
   <w:style w:default="1" w:styleId="DefaultParagraphFont" w:type="character">
     <w:name w:val="Default Paragraph Font"/>
     <w:semiHidden/>
     <w:unhideWhenUsed/>
+    <w:rPr>
+      <w:rFonts w:ascii="Calibri" w:hAnsi="Calibri"/>
+    </w:rPr>
   </w:style>
   <w:style w:default="1" w:styleId="Table" w:type="table">
     <w:name w:val="Table"/>
@@ -3458,6 +3817,9 @@
     <w:semiHidden/>
     <w:unhideWhenUsed/>
     <w:qFormat/>
+    <w:rPr>
+      <w:rFonts w:ascii="Calibri" w:hAnsi="Calibri"/>
+    </w:rPr>
     <w:tblPr>
       <w:tblInd w:type="dxa" w:w="0"/>
       <w:tblCellMar>
@@ -3486,12 +3848,16 @@
       <w:spacing w:after="0"/>
     </w:pPr>
     <w:rPr>
+      <w:rFonts w:ascii="Calibri" w:hAnsi="Calibri"/>
       <w:b/>
     </w:rPr>
   </w:style>
   <w:style w:customStyle="1" w:styleId="Definition" w:type="paragraph">
     <w:name w:val="Definition"/>
     <w:basedOn w:val="Normal"/>
+    <w:rPr>
+      <w:rFonts w:ascii="Calibri" w:hAnsi="Calibri"/>
+    </w:rPr>
   </w:style>
   <w:style w:styleId="Caption" w:type="paragraph">
     <w:name w:val="Caption"/>
@@ -3501,6 +3867,7 @@
       <w:spacing w:after="120" w:before="0"/>
     </w:pPr>
     <w:rPr>
+      <w:rFonts w:ascii="Calibri" w:hAnsi="Calibri"/>
       <w:i/>
     </w:rPr>
   </w:style>
@@ -3510,14 +3877,23 @@
     <w:pPr>
       <w:keepNext/>
     </w:pPr>
+    <w:rPr>
+      <w:rFonts w:ascii="Calibri" w:hAnsi="Calibri"/>
+    </w:rPr>
   </w:style>
   <w:style w:customStyle="1" w:styleId="ImageCaption" w:type="paragraph">
     <w:name w:val="Image Caption"/>
     <w:basedOn w:val="Caption"/>
+    <w:rPr>
+      <w:rFonts w:ascii="Calibri" w:hAnsi="Calibri"/>
+    </w:rPr>
   </w:style>
   <w:style w:customStyle="1" w:styleId="Figure" w:type="paragraph">
     <w:name w:val="Figure"/>
     <w:basedOn w:val="Normal"/>
+    <w:rPr>
+      <w:rFonts w:ascii="Calibri" w:hAnsi="Calibri"/>
+    </w:rPr>
   </w:style>
   <w:style w:customStyle="1" w:styleId="CaptionedFigure" w:type="paragraph">
     <w:name w:val="Captioned Figure"/>
@@ -3525,28 +3901,38 @@
     <w:pPr>
       <w:keepNext/>
     </w:pPr>
+    <w:rPr>
+      <w:rFonts w:ascii="Calibri" w:hAnsi="Calibri"/>
+    </w:rPr>
   </w:style>
   <w:style w:customStyle="1" w:styleId="BodyTextChar" w:type="character">
     <w:name w:val="Body Text Char"/>
     <w:basedOn w:val="DefaultParagraphFont"/>
     <w:link w:val="BodyText"/>
+    <w:rPr>
+      <w:rFonts w:ascii="Calibri" w:hAnsi="Calibri"/>
+    </w:rPr>
   </w:style>
   <w:style w:customStyle="1" w:styleId="VerbatimChar" w:type="character">
     <w:name w:val="Verbatim Char"/>
     <w:basedOn w:val="BodyTextChar"/>
     <w:rPr>
-      <w:rFonts w:ascii="Consolas" w:hAnsi="Consolas"/>
+      <w:rFonts w:ascii="Calibri" w:hAnsi="Calibri"/>
       <w:sz w:val="22"/>
     </w:rPr>
   </w:style>
   <w:style w:customStyle="1" w:styleId="SectionNumber" w:type="character">
     <w:name w:val="Section Number"/>
     <w:basedOn w:val="BodyTextChar"/>
+    <w:rPr>
+      <w:rFonts w:ascii="Calibri" w:hAnsi="Calibri"/>
+    </w:rPr>
   </w:style>
   <w:style w:styleId="FootnoteReference" w:type="character">
     <w:name w:val="Footnote Reference"/>
     <w:basedOn w:val="BodyTextChar"/>
     <w:rPr>
+      <w:rFonts w:ascii="Calibri" w:hAnsi="Calibri"/>
       <w:vertAlign w:val="superscript"/>
     </w:rPr>
   </w:style>
@@ -3554,6 +3940,7 @@
     <w:name w:val="Hyperlink"/>
     <w:basedOn w:val="BodyTextChar"/>
     <w:rPr>
+      <w:rFonts w:ascii="Calibri" w:hAnsi="Calibri"/>
       <w:color w:themeColor="accent1" w:val="4F81BD"/>
     </w:rPr>
   </w:style>
@@ -3569,7 +3956,7 @@
       <w:outlineLvl w:val="9"/>
     </w:pPr>
     <w:rPr>
-      <w:rFonts w:asciiTheme="majorHAnsi" w:cstheme="majorBidi" w:eastAsiaTheme="majorEastAsia" w:hAnsiTheme="majorHAnsi"/>
+      <w:rFonts w:ascii="Calibri" w:asciiTheme="majorHAnsi" w:cstheme="majorBidi" w:eastAsiaTheme="majorEastAsia" w:hAnsi="Calibri" w:hAnsiTheme="majorHAnsi"/>
       <w:b w:val="0"/>
       <w:bCs w:val="0"/>
       <w:color w:themeColor="accent1" w:themeShade="BF" w:val="365F91"/>
